--- a/public/templates/BERKAS PEMBAYARAN PML.docx
+++ b/public/templates/BERKAS PEMBAYARAN PML.docx
@@ -5470,25 +5470,7 @@
           <w:sz w:val="24"/>
           <w:szCs w:val="24"/>
         </w:rPr>
-        <w:t xml:space="preserve"> </w:t>
-      </w:r>
-      <w:proofErr w:type="spellStart"/>
-      <w:r>
-        <w:rPr>
-          <w:rFonts w:ascii="Bookman Old Style" w:eastAsia="Bookman Old Style" w:hAnsi="Bookman Old Style" w:cs="Bookman Old Style"/>
-          <w:sz w:val="24"/>
-          <w:szCs w:val="24"/>
-        </w:rPr>
-        <w:t>hal</w:t>
-      </w:r>
-      <w:proofErr w:type="spellEnd"/>
-      <w:r>
-        <w:rPr>
-          <w:rFonts w:ascii="Bookman Old Style" w:eastAsia="Bookman Old Style" w:hAnsi="Bookman Old Style" w:cs="Bookman Old Style"/>
-          <w:sz w:val="24"/>
-          <w:szCs w:val="24"/>
-        </w:rPr>
-        <w:t xml:space="preserve"> </w:t>
+        <w:t xml:space="preserve"> hal </w:t>
       </w:r>
       <w:proofErr w:type="spellStart"/>
       <w:r>
@@ -17376,38 +17358,6 @@
         <w:t>BUKTI PENYELESAIAN PEKERJAAN</w:t>
       </w:r>
     </w:p>
-    <w:p>
-      <w:pPr>
-        <w:numPr>
-          <w:ilvl w:val="0"/>
-          <w:numId w:val="5"/>
-        </w:numPr>
-        <w:spacing w:after="0" w:line="240" w:lineRule="auto"/>
-        <w:rPr>
-          <w:rFonts w:ascii="Bookman Old Style" w:eastAsia="Bookman Old Style" w:hAnsi="Bookman Old Style" w:cs="Bookman Old Style"/>
-          <w:sz w:val="24"/>
-          <w:szCs w:val="24"/>
-        </w:rPr>
-      </w:pPr>
-      <w:r>
-        <w:rPr>
-          <w:rFonts w:ascii="Bookman Old Style" w:eastAsia="Bookman Old Style" w:hAnsi="Bookman Old Style" w:cs="Bookman Old Style"/>
-          <w:sz w:val="24"/>
-          <w:szCs w:val="24"/>
-        </w:rPr>
-        <w:t>DAFTAR PETUGAS DAN WILAYAH KERJA</w:t>
-      </w:r>
-    </w:p>
-    <w:p>
-      <w:pPr>
-        <w:spacing w:before="120"/>
-        <w:rPr>
-          <w:rFonts w:ascii="Bookman Old Style" w:eastAsia="Bookman Old Style" w:hAnsi="Bookman Old Style" w:cs="Bookman Old Style"/>
-          <w:sz w:val="24"/>
-          <w:szCs w:val="24"/>
-        </w:rPr>
-      </w:pPr>
-    </w:p>
     <w:tbl>
       <w:tblPr>
         <w:tblW w:w="5000" w:type="pct"/>
@@ -18300,6 +18250,2959 @@
         </w:rPr>
         <w:t xml:space="preserve"> 14 Juli 2026</w:t>
       </w:r>
+    </w:p>
+    <w:p>
+      <w:pPr>
+        <w:rPr>
+          <w:rFonts w:ascii="Bookman Old Style" w:eastAsia="Bookman Old Style" w:hAnsi="Bookman Old Style" w:cs="Bookman Old Style"/>
+          <w:i/>
+          <w:iCs/>
+          <w:sz w:val="16"/>
+          <w:szCs w:val="16"/>
+        </w:rPr>
+      </w:pPr>
+      <w:r>
+        <w:rPr>
+          <w:rFonts w:ascii="Bookman Old Style" w:eastAsia="Bookman Old Style" w:hAnsi="Bookman Old Style" w:cs="Bookman Old Style"/>
+          <w:i/>
+          <w:iCs/>
+          <w:sz w:val="16"/>
+          <w:szCs w:val="16"/>
+        </w:rPr>
+        <w:br w:type="page"/>
+      </w:r>
+    </w:p>
+    <w:tbl>
+      <w:tblPr>
+        <w:tblW w:w="5000" w:type="pct"/>
+        <w:tblLook w:val="04A0" w:firstRow="1" w:lastRow="0" w:firstColumn="1" w:lastColumn="0" w:noHBand="0" w:noVBand="1"/>
+      </w:tblPr>
+      <w:tblGrid>
+        <w:gridCol w:w="13954"/>
+      </w:tblGrid>
+      <w:tr>
+        <w:trPr>
+          <w:trHeight w:val="480"/>
+        </w:trPr>
+        <w:tc>
+          <w:tcPr>
+            <w:tcW w:w="5000" w:type="pct"/>
+            <w:tcBorders>
+              <w:top w:val="nil"/>
+              <w:left w:val="nil"/>
+              <w:bottom w:val="nil"/>
+              <w:right w:val="nil"/>
+            </w:tcBorders>
+            <w:noWrap/>
+            <w:vAlign w:val="center"/>
+            <w:hideMark/>
+          </w:tcPr>
+          <w:p>
+            <w:pPr>
+              <w:spacing w:after="0" w:line="240" w:lineRule="auto"/>
+              <w:jc w:val="center"/>
+              <w:rPr>
+                <w:rFonts w:ascii="Arial" w:eastAsia="Times New Roman" w:hAnsi="Arial" w:cs="Arial"/>
+                <w:b/>
+                <w:bCs/>
+                <w:color w:val="000000"/>
+              </w:rPr>
+            </w:pPr>
+            <w:r>
+              <w:rPr>
+                <w:rFonts w:ascii="Arial" w:eastAsia="Times New Roman" w:hAnsi="Arial" w:cs="Arial"/>
+                <w:b/>
+                <w:bCs/>
+                <w:color w:val="000000"/>
+              </w:rPr>
+              <w:lastRenderedPageBreak/>
+              <w:t xml:space="preserve">Beban </w:t>
+            </w:r>
+            <w:proofErr w:type="spellStart"/>
+            <w:r>
+              <w:rPr>
+                <w:rFonts w:ascii="Arial" w:eastAsia="Times New Roman" w:hAnsi="Arial" w:cs="Arial"/>
+                <w:b/>
+                <w:bCs/>
+                <w:color w:val="000000"/>
+              </w:rPr>
+              <w:t>Kerja</w:t>
+            </w:r>
+            <w:proofErr w:type="spellEnd"/>
+            <w:r>
+              <w:rPr>
+                <w:rFonts w:ascii="Arial" w:eastAsia="Times New Roman" w:hAnsi="Arial" w:cs="Arial"/>
+                <w:b/>
+                <w:bCs/>
+                <w:color w:val="000000"/>
+              </w:rPr>
+              <w:t xml:space="preserve"> </w:t>
+            </w:r>
+            <w:proofErr w:type="spellStart"/>
+            <w:r>
+              <w:rPr>
+                <w:rFonts w:ascii="Arial" w:eastAsia="Times New Roman" w:hAnsi="Arial" w:cs="Arial"/>
+                <w:b/>
+                <w:bCs/>
+                <w:color w:val="000000"/>
+              </w:rPr>
+              <w:t>Petugas</w:t>
+            </w:r>
+            <w:proofErr w:type="spellEnd"/>
+            <w:r>
+              <w:rPr>
+                <w:rFonts w:ascii="Arial" w:eastAsia="Times New Roman" w:hAnsi="Arial" w:cs="Arial"/>
+                <w:b/>
+                <w:bCs/>
+                <w:color w:val="000000"/>
+              </w:rPr>
+              <w:t xml:space="preserve"> </w:t>
+            </w:r>
+            <w:proofErr w:type="spellStart"/>
+            <w:r>
+              <w:rPr>
+                <w:rFonts w:ascii="Arial" w:eastAsia="Times New Roman" w:hAnsi="Arial" w:cs="Arial"/>
+                <w:b/>
+                <w:bCs/>
+                <w:color w:val="000000"/>
+              </w:rPr>
+              <w:t>Pemeriksa</w:t>
+            </w:r>
+            <w:proofErr w:type="spellEnd"/>
+            <w:r>
+              <w:rPr>
+                <w:rFonts w:ascii="Arial" w:eastAsia="Times New Roman" w:hAnsi="Arial" w:cs="Arial"/>
+                <w:b/>
+                <w:bCs/>
+                <w:color w:val="000000"/>
+              </w:rPr>
+              <w:t xml:space="preserve"> Lapangan SE2026</w:t>
+            </w:r>
+          </w:p>
+        </w:tc>
+      </w:tr>
+      <w:tr>
+        <w:trPr>
+          <w:trHeight w:val="480"/>
+        </w:trPr>
+        <w:tc>
+          <w:tcPr>
+            <w:tcW w:w="5000" w:type="pct"/>
+            <w:tcBorders>
+              <w:top w:val="nil"/>
+              <w:left w:val="nil"/>
+              <w:bottom w:val="nil"/>
+              <w:right w:val="nil"/>
+            </w:tcBorders>
+            <w:noWrap/>
+            <w:vAlign w:val="center"/>
+            <w:hideMark/>
+          </w:tcPr>
+          <w:p>
+            <w:pPr>
+              <w:spacing w:after="0" w:line="240" w:lineRule="auto"/>
+              <w:jc w:val="center"/>
+              <w:rPr>
+                <w:rFonts w:ascii="Arial" w:eastAsia="Times New Roman" w:hAnsi="Arial" w:cs="Arial"/>
+                <w:b/>
+                <w:bCs/>
+                <w:color w:val="000000"/>
+              </w:rPr>
+            </w:pPr>
+            <w:r>
+              <w:rPr>
+                <w:rFonts w:ascii="Arial" w:eastAsia="Times New Roman" w:hAnsi="Arial" w:cs="Arial"/>
+                <w:b/>
+                <w:bCs/>
+                <w:color w:val="000000"/>
+              </w:rPr>
+              <w:t>Kota Jakarta Timur</w:t>
+            </w:r>
+            <w:r>
+              <w:rPr>
+                <w:rFonts w:ascii="Arial" w:eastAsia="Times New Roman" w:hAnsi="Arial" w:cs="Arial"/>
+                <w:b/>
+                <w:bCs/>
+                <w:color w:val="000000"/>
+              </w:rPr>
+              <w:t xml:space="preserve"> </w:t>
+            </w:r>
+            <w:proofErr w:type="spellStart"/>
+            <w:r>
+              <w:rPr>
+                <w:rFonts w:ascii="Arial" w:eastAsia="Times New Roman" w:hAnsi="Arial" w:cs="Arial"/>
+                <w:b/>
+                <w:bCs/>
+                <w:color w:val="000000"/>
+              </w:rPr>
+              <w:t>Provinsi</w:t>
+            </w:r>
+            <w:proofErr w:type="spellEnd"/>
+            <w:r>
+              <w:rPr>
+                <w:rFonts w:ascii="Arial" w:eastAsia="Times New Roman" w:hAnsi="Arial" w:cs="Arial"/>
+                <w:b/>
+                <w:bCs/>
+                <w:color w:val="000000"/>
+              </w:rPr>
+              <w:t xml:space="preserve"> </w:t>
+            </w:r>
+            <w:r>
+              <w:rPr>
+                <w:rFonts w:ascii="Arial" w:eastAsia="Times New Roman" w:hAnsi="Arial" w:cs="Arial"/>
+                <w:b/>
+                <w:bCs/>
+                <w:color w:val="000000"/>
+              </w:rPr>
+              <w:t>DKI Jakarta</w:t>
+            </w:r>
+          </w:p>
+        </w:tc>
+      </w:tr>
+    </w:tbl>
+    <w:p/>
+    <w:tbl>
+      <w:tblPr>
+        <w:tblW w:w="5000" w:type="pct"/>
+        <w:tblLook w:val="04A0" w:firstRow="1" w:lastRow="0" w:firstColumn="1" w:lastColumn="0" w:noHBand="0" w:noVBand="1"/>
+      </w:tblPr>
+      <w:tblGrid>
+        <w:gridCol w:w="989"/>
+        <w:gridCol w:w="1104"/>
+        <w:gridCol w:w="1090"/>
+        <w:gridCol w:w="832"/>
+        <w:gridCol w:w="819"/>
+        <w:gridCol w:w="1225"/>
+        <w:gridCol w:w="1164"/>
+        <w:gridCol w:w="778"/>
+        <w:gridCol w:w="1008"/>
+        <w:gridCol w:w="874"/>
+        <w:gridCol w:w="900"/>
+        <w:gridCol w:w="792"/>
+        <w:gridCol w:w="1482"/>
+        <w:gridCol w:w="887"/>
+      </w:tblGrid>
+      <w:tr>
+        <w:trPr>
+          <w:trHeight w:val="618"/>
+        </w:trPr>
+        <w:tc>
+          <w:tcPr>
+            <w:tcW w:w="355" w:type="pct"/>
+            <w:vMerge w:val="restart"/>
+            <w:tcBorders>
+              <w:top w:val="single" w:sz="4" w:space="0" w:color="auto"/>
+              <w:left w:val="single" w:sz="4" w:space="0" w:color="auto"/>
+              <w:bottom w:val="single" w:sz="4" w:space="0" w:color="000000"/>
+              <w:right w:val="single" w:sz="4" w:space="0" w:color="auto"/>
+            </w:tcBorders>
+            <w:vAlign w:val="center"/>
+            <w:hideMark/>
+          </w:tcPr>
+          <w:p>
+            <w:pPr>
+              <w:spacing w:after="0" w:line="240" w:lineRule="auto"/>
+              <w:jc w:val="center"/>
+              <w:rPr>
+                <w:rFonts w:ascii="Arial" w:eastAsia="Times New Roman" w:hAnsi="Arial" w:cs="Arial"/>
+                <w:b/>
+                <w:bCs/>
+                <w:color w:val="000000"/>
+                <w:sz w:val="16"/>
+                <w:szCs w:val="16"/>
+              </w:rPr>
+            </w:pPr>
+            <w:r>
+              <w:rPr>
+                <w:rFonts w:ascii="Arial" w:eastAsia="Times New Roman" w:hAnsi="Arial" w:cs="Arial"/>
+                <w:b/>
+                <w:bCs/>
+                <w:color w:val="000000"/>
+                <w:sz w:val="16"/>
+                <w:szCs w:val="16"/>
+              </w:rPr>
+              <w:t>No</w:t>
+            </w:r>
+          </w:p>
+        </w:tc>
+        <w:tc>
+          <w:tcPr>
+            <w:tcW w:w="787" w:type="pct"/>
+            <w:gridSpan w:val="2"/>
+            <w:tcBorders>
+              <w:top w:val="single" w:sz="4" w:space="0" w:color="auto"/>
+              <w:left w:val="nil"/>
+              <w:bottom w:val="single" w:sz="4" w:space="0" w:color="auto"/>
+              <w:right w:val="single" w:sz="4" w:space="0" w:color="auto"/>
+            </w:tcBorders>
+            <w:vAlign w:val="center"/>
+            <w:hideMark/>
+          </w:tcPr>
+          <w:p>
+            <w:pPr>
+              <w:spacing w:after="0" w:line="240" w:lineRule="auto"/>
+              <w:jc w:val="center"/>
+              <w:rPr>
+                <w:rFonts w:ascii="Arial" w:eastAsia="Times New Roman" w:hAnsi="Arial" w:cs="Arial"/>
+                <w:b/>
+                <w:bCs/>
+                <w:color w:val="000000"/>
+                <w:sz w:val="16"/>
+                <w:szCs w:val="16"/>
+              </w:rPr>
+            </w:pPr>
+            <w:r>
+              <w:rPr>
+                <w:rFonts w:ascii="Arial" w:eastAsia="Times New Roman" w:hAnsi="Arial" w:cs="Arial"/>
+                <w:b/>
+                <w:bCs/>
+                <w:color w:val="000000"/>
+                <w:sz w:val="16"/>
+                <w:szCs w:val="16"/>
+              </w:rPr>
+              <w:t>PML</w:t>
+            </w:r>
+          </w:p>
+        </w:tc>
+        <w:tc>
+          <w:tcPr>
+            <w:tcW w:w="592" w:type="pct"/>
+            <w:gridSpan w:val="2"/>
+            <w:tcBorders>
+              <w:top w:val="single" w:sz="4" w:space="0" w:color="auto"/>
+              <w:left w:val="nil"/>
+              <w:bottom w:val="single" w:sz="4" w:space="0" w:color="auto"/>
+              <w:right w:val="single" w:sz="4" w:space="0" w:color="auto"/>
+            </w:tcBorders>
+            <w:vAlign w:val="center"/>
+            <w:hideMark/>
+          </w:tcPr>
+          <w:p>
+            <w:pPr>
+              <w:spacing w:after="0" w:line="240" w:lineRule="auto"/>
+              <w:jc w:val="center"/>
+              <w:rPr>
+                <w:rFonts w:ascii="Arial" w:eastAsia="Times New Roman" w:hAnsi="Arial" w:cs="Arial"/>
+                <w:b/>
+                <w:bCs/>
+                <w:color w:val="000000"/>
+                <w:sz w:val="16"/>
+                <w:szCs w:val="16"/>
+              </w:rPr>
+            </w:pPr>
+            <w:r>
+              <w:rPr>
+                <w:rFonts w:ascii="Arial" w:eastAsia="Times New Roman" w:hAnsi="Arial" w:cs="Arial"/>
+                <w:b/>
+                <w:bCs/>
+                <w:color w:val="000000"/>
+                <w:sz w:val="16"/>
+                <w:szCs w:val="16"/>
+              </w:rPr>
+              <w:t>PPL</w:t>
+            </w:r>
+          </w:p>
+        </w:tc>
+        <w:tc>
+          <w:tcPr>
+            <w:tcW w:w="439" w:type="pct"/>
+            <w:vMerge w:val="restart"/>
+            <w:tcBorders>
+              <w:top w:val="single" w:sz="4" w:space="0" w:color="auto"/>
+              <w:left w:val="single" w:sz="4" w:space="0" w:color="auto"/>
+              <w:bottom w:val="single" w:sz="4" w:space="0" w:color="000000"/>
+              <w:right w:val="single" w:sz="4" w:space="0" w:color="auto"/>
+            </w:tcBorders>
+            <w:vAlign w:val="center"/>
+            <w:hideMark/>
+          </w:tcPr>
+          <w:p>
+            <w:pPr>
+              <w:spacing w:after="0" w:line="240" w:lineRule="auto"/>
+              <w:jc w:val="center"/>
+              <w:rPr>
+                <w:rFonts w:ascii="Arial" w:eastAsia="Times New Roman" w:hAnsi="Arial" w:cs="Arial"/>
+                <w:b/>
+                <w:bCs/>
+                <w:color w:val="000000"/>
+                <w:sz w:val="16"/>
+                <w:szCs w:val="16"/>
+              </w:rPr>
+            </w:pPr>
+            <w:r>
+              <w:rPr>
+                <w:rFonts w:ascii="Arial" w:eastAsia="Times New Roman" w:hAnsi="Arial" w:cs="Arial"/>
+                <w:b/>
+                <w:bCs/>
+                <w:color w:val="000000"/>
+                <w:sz w:val="16"/>
+                <w:szCs w:val="16"/>
+              </w:rPr>
+              <w:t xml:space="preserve">[Kode] </w:t>
+            </w:r>
+            <w:r>
+              <w:rPr>
+                <w:rFonts w:ascii="Arial" w:eastAsia="Times New Roman" w:hAnsi="Arial" w:cs="Arial"/>
+                <w:b/>
+                <w:bCs/>
+                <w:color w:val="000000"/>
+                <w:sz w:val="16"/>
+                <w:szCs w:val="16"/>
+              </w:rPr>
+              <w:br/>
+              <w:t>KEC</w:t>
+            </w:r>
+          </w:p>
+        </w:tc>
+        <w:tc>
+          <w:tcPr>
+            <w:tcW w:w="417" w:type="pct"/>
+            <w:vMerge w:val="restart"/>
+            <w:tcBorders>
+              <w:top w:val="single" w:sz="4" w:space="0" w:color="auto"/>
+              <w:left w:val="single" w:sz="4" w:space="0" w:color="auto"/>
+              <w:bottom w:val="single" w:sz="4" w:space="0" w:color="000000"/>
+              <w:right w:val="single" w:sz="4" w:space="0" w:color="auto"/>
+            </w:tcBorders>
+            <w:vAlign w:val="center"/>
+            <w:hideMark/>
+          </w:tcPr>
+          <w:p>
+            <w:pPr>
+              <w:spacing w:after="0" w:line="240" w:lineRule="auto"/>
+              <w:jc w:val="center"/>
+              <w:rPr>
+                <w:rFonts w:ascii="Arial" w:eastAsia="Times New Roman" w:hAnsi="Arial" w:cs="Arial"/>
+                <w:b/>
+                <w:bCs/>
+                <w:color w:val="000000"/>
+                <w:sz w:val="16"/>
+                <w:szCs w:val="16"/>
+              </w:rPr>
+            </w:pPr>
+            <w:r>
+              <w:rPr>
+                <w:rFonts w:ascii="Arial" w:eastAsia="Times New Roman" w:hAnsi="Arial" w:cs="Arial"/>
+                <w:b/>
+                <w:bCs/>
+                <w:color w:val="000000"/>
+                <w:sz w:val="16"/>
+                <w:szCs w:val="16"/>
+              </w:rPr>
+              <w:t xml:space="preserve">[Kode] </w:t>
+            </w:r>
+            <w:r>
+              <w:rPr>
+                <w:rFonts w:ascii="Arial" w:eastAsia="Times New Roman" w:hAnsi="Arial" w:cs="Arial"/>
+                <w:b/>
+                <w:bCs/>
+                <w:color w:val="000000"/>
+                <w:sz w:val="16"/>
+                <w:szCs w:val="16"/>
+              </w:rPr>
+              <w:br/>
+              <w:t>DESA/LURAH</w:t>
+            </w:r>
+          </w:p>
+        </w:tc>
+        <w:tc>
+          <w:tcPr>
+            <w:tcW w:w="279" w:type="pct"/>
+            <w:vMerge w:val="restart"/>
+            <w:tcBorders>
+              <w:top w:val="single" w:sz="4" w:space="0" w:color="auto"/>
+              <w:left w:val="single" w:sz="4" w:space="0" w:color="auto"/>
+              <w:bottom w:val="single" w:sz="4" w:space="0" w:color="000000"/>
+              <w:right w:val="single" w:sz="4" w:space="0" w:color="auto"/>
+            </w:tcBorders>
+            <w:vAlign w:val="center"/>
+            <w:hideMark/>
+          </w:tcPr>
+          <w:p>
+            <w:pPr>
+              <w:spacing w:after="0" w:line="240" w:lineRule="auto"/>
+              <w:jc w:val="center"/>
+              <w:rPr>
+                <w:rFonts w:ascii="Arial" w:eastAsia="Times New Roman" w:hAnsi="Arial" w:cs="Arial"/>
+                <w:b/>
+                <w:bCs/>
+                <w:color w:val="000000"/>
+                <w:sz w:val="16"/>
+                <w:szCs w:val="16"/>
+              </w:rPr>
+            </w:pPr>
+            <w:r>
+              <w:rPr>
+                <w:rFonts w:ascii="Arial" w:eastAsia="Times New Roman" w:hAnsi="Arial" w:cs="Arial"/>
+                <w:b/>
+                <w:bCs/>
+                <w:color w:val="000000"/>
+                <w:sz w:val="16"/>
+                <w:szCs w:val="16"/>
+              </w:rPr>
+              <w:t>[Kode]</w:t>
+            </w:r>
+            <w:r>
+              <w:rPr>
+                <w:rFonts w:ascii="Arial" w:eastAsia="Times New Roman" w:hAnsi="Arial" w:cs="Arial"/>
+                <w:b/>
+                <w:bCs/>
+                <w:color w:val="000000"/>
+                <w:sz w:val="16"/>
+                <w:szCs w:val="16"/>
+              </w:rPr>
+              <w:br/>
+              <w:t>SLS/Sub-SLS</w:t>
+            </w:r>
+          </w:p>
+        </w:tc>
+        <w:tc>
+          <w:tcPr>
+            <w:tcW w:w="998" w:type="pct"/>
+            <w:gridSpan w:val="3"/>
+            <w:tcBorders>
+              <w:top w:val="single" w:sz="4" w:space="0" w:color="auto"/>
+              <w:left w:val="nil"/>
+              <w:bottom w:val="single" w:sz="4" w:space="0" w:color="auto"/>
+              <w:right w:val="single" w:sz="4" w:space="0" w:color="auto"/>
+            </w:tcBorders>
+            <w:vAlign w:val="center"/>
+            <w:hideMark/>
+          </w:tcPr>
+          <w:p>
+            <w:pPr>
+              <w:spacing w:after="0" w:line="240" w:lineRule="auto"/>
+              <w:jc w:val="center"/>
+              <w:rPr>
+                <w:rFonts w:ascii="Arial" w:eastAsia="Times New Roman" w:hAnsi="Arial" w:cs="Arial"/>
+                <w:b/>
+                <w:bCs/>
+                <w:color w:val="000000"/>
+                <w:sz w:val="16"/>
+                <w:szCs w:val="16"/>
+              </w:rPr>
+            </w:pPr>
+            <w:r>
+              <w:rPr>
+                <w:rFonts w:ascii="Arial" w:eastAsia="Times New Roman" w:hAnsi="Arial" w:cs="Arial"/>
+                <w:b/>
+                <w:bCs/>
+                <w:color w:val="000000"/>
+                <w:sz w:val="16"/>
+                <w:szCs w:val="16"/>
+              </w:rPr>
+              <w:t>Target Prelist Awal *)</w:t>
+            </w:r>
+          </w:p>
+        </w:tc>
+        <w:tc>
+          <w:tcPr>
+            <w:tcW w:w="284" w:type="pct"/>
+            <w:tcBorders>
+              <w:top w:val="single" w:sz="4" w:space="0" w:color="auto"/>
+              <w:left w:val="nil"/>
+              <w:bottom w:val="single" w:sz="4" w:space="0" w:color="auto"/>
+              <w:right w:val="single" w:sz="4" w:space="0" w:color="auto"/>
+            </w:tcBorders>
+            <w:vAlign w:val="center"/>
+            <w:hideMark/>
+          </w:tcPr>
+          <w:p>
+            <w:pPr>
+              <w:spacing w:after="0" w:line="240" w:lineRule="auto"/>
+              <w:jc w:val="center"/>
+              <w:rPr>
+                <w:rFonts w:ascii="Arial" w:eastAsia="Times New Roman" w:hAnsi="Arial" w:cs="Arial"/>
+                <w:b/>
+                <w:bCs/>
+                <w:color w:val="000000"/>
+                <w:sz w:val="16"/>
+                <w:szCs w:val="16"/>
+              </w:rPr>
+            </w:pPr>
+            <w:proofErr w:type="spellStart"/>
+            <w:r>
+              <w:rPr>
+                <w:rFonts w:ascii="Arial" w:eastAsia="Times New Roman" w:hAnsi="Arial" w:cs="Arial"/>
+                <w:b/>
+                <w:bCs/>
+                <w:color w:val="000000"/>
+                <w:sz w:val="16"/>
+                <w:szCs w:val="16"/>
+              </w:rPr>
+              <w:t>Realisasi</w:t>
+            </w:r>
+            <w:proofErr w:type="spellEnd"/>
+            <w:r>
+              <w:rPr>
+                <w:rFonts w:ascii="Arial" w:eastAsia="Times New Roman" w:hAnsi="Arial" w:cs="Arial"/>
+                <w:b/>
+                <w:bCs/>
+                <w:color w:val="000000"/>
+                <w:sz w:val="16"/>
+                <w:szCs w:val="16"/>
+              </w:rPr>
+              <w:t>*</w:t>
+            </w:r>
+          </w:p>
+        </w:tc>
+        <w:tc>
+          <w:tcPr>
+            <w:tcW w:w="531" w:type="pct"/>
+            <w:vMerge w:val="restart"/>
+            <w:tcBorders>
+              <w:top w:val="single" w:sz="4" w:space="0" w:color="auto"/>
+              <w:left w:val="single" w:sz="4" w:space="0" w:color="auto"/>
+              <w:right w:val="nil"/>
+            </w:tcBorders>
+            <w:vAlign w:val="center"/>
+            <w:hideMark/>
+          </w:tcPr>
+          <w:p>
+            <w:pPr>
+              <w:spacing w:after="0" w:line="240" w:lineRule="auto"/>
+              <w:jc w:val="center"/>
+              <w:rPr>
+                <w:rFonts w:ascii="Arial" w:eastAsia="Times New Roman" w:hAnsi="Arial" w:cs="Arial"/>
+                <w:b/>
+                <w:bCs/>
+                <w:color w:val="000000"/>
+                <w:sz w:val="16"/>
+                <w:szCs w:val="16"/>
+              </w:rPr>
+            </w:pPr>
+            <w:proofErr w:type="spellStart"/>
+            <w:r>
+              <w:rPr>
+                <w:rFonts w:ascii="Arial" w:eastAsia="Times New Roman" w:hAnsi="Arial" w:cs="Arial"/>
+                <w:b/>
+                <w:bCs/>
+                <w:color w:val="000000"/>
+                <w:sz w:val="16"/>
+                <w:szCs w:val="16"/>
+              </w:rPr>
+              <w:t>Persentase</w:t>
+            </w:r>
+            <w:proofErr w:type="spellEnd"/>
+            <w:r>
+              <w:rPr>
+                <w:rFonts w:ascii="Arial" w:eastAsia="Times New Roman" w:hAnsi="Arial" w:cs="Arial"/>
+                <w:b/>
+                <w:bCs/>
+                <w:color w:val="000000"/>
+                <w:sz w:val="16"/>
+                <w:szCs w:val="16"/>
+              </w:rPr>
+              <w:t xml:space="preserve"> (%)</w:t>
+            </w:r>
+          </w:p>
+        </w:tc>
+        <w:tc>
+          <w:tcPr>
+            <w:tcW w:w="318" w:type="pct"/>
+            <w:vMerge w:val="restart"/>
+            <w:tcBorders>
+              <w:top w:val="single" w:sz="4" w:space="0" w:color="auto"/>
+              <w:left w:val="single" w:sz="4" w:space="0" w:color="auto"/>
+              <w:right w:val="single" w:sz="4" w:space="0" w:color="auto"/>
+            </w:tcBorders>
+            <w:noWrap/>
+            <w:vAlign w:val="center"/>
+            <w:hideMark/>
+          </w:tcPr>
+          <w:p>
+            <w:pPr>
+              <w:spacing w:after="0" w:line="240" w:lineRule="auto"/>
+              <w:jc w:val="center"/>
+              <w:rPr>
+                <w:rFonts w:ascii="Arial" w:eastAsia="Times New Roman" w:hAnsi="Arial" w:cs="Arial"/>
+                <w:b/>
+                <w:bCs/>
+                <w:color w:val="000000"/>
+                <w:sz w:val="16"/>
+                <w:szCs w:val="16"/>
+              </w:rPr>
+            </w:pPr>
+            <w:proofErr w:type="spellStart"/>
+            <w:r>
+              <w:rPr>
+                <w:rFonts w:ascii="Arial" w:eastAsia="Times New Roman" w:hAnsi="Arial" w:cs="Arial"/>
+                <w:b/>
+                <w:bCs/>
+                <w:color w:val="000000"/>
+                <w:sz w:val="16"/>
+                <w:szCs w:val="16"/>
+              </w:rPr>
+              <w:t>Keterangan</w:t>
+            </w:r>
+            <w:proofErr w:type="spellEnd"/>
+          </w:p>
+        </w:tc>
+      </w:tr>
+      <w:tr>
+        <w:trPr>
+          <w:trHeight w:val="408"/>
+        </w:trPr>
+        <w:tc>
+          <w:tcPr>
+            <w:tcW w:w="355" w:type="pct"/>
+            <w:vMerge/>
+            <w:tcBorders>
+              <w:top w:val="single" w:sz="4" w:space="0" w:color="auto"/>
+              <w:left w:val="single" w:sz="4" w:space="0" w:color="auto"/>
+              <w:bottom w:val="single" w:sz="4" w:space="0" w:color="000000"/>
+              <w:right w:val="single" w:sz="4" w:space="0" w:color="auto"/>
+            </w:tcBorders>
+            <w:vAlign w:val="center"/>
+            <w:hideMark/>
+          </w:tcPr>
+          <w:p>
+            <w:pPr>
+              <w:spacing w:after="0" w:line="240" w:lineRule="auto"/>
+              <w:rPr>
+                <w:rFonts w:ascii="Arial" w:eastAsia="Times New Roman" w:hAnsi="Arial" w:cs="Arial"/>
+                <w:b/>
+                <w:bCs/>
+                <w:color w:val="000000"/>
+                <w:sz w:val="16"/>
+                <w:szCs w:val="16"/>
+              </w:rPr>
+            </w:pPr>
+          </w:p>
+        </w:tc>
+        <w:tc>
+          <w:tcPr>
+            <w:tcW w:w="396" w:type="pct"/>
+            <w:tcBorders>
+              <w:top w:val="nil"/>
+              <w:left w:val="nil"/>
+              <w:bottom w:val="single" w:sz="4" w:space="0" w:color="auto"/>
+              <w:right w:val="single" w:sz="4" w:space="0" w:color="auto"/>
+            </w:tcBorders>
+            <w:vAlign w:val="center"/>
+            <w:hideMark/>
+          </w:tcPr>
+          <w:p>
+            <w:pPr>
+              <w:spacing w:after="0" w:line="240" w:lineRule="auto"/>
+              <w:jc w:val="center"/>
+              <w:rPr>
+                <w:rFonts w:ascii="Arial" w:eastAsia="Times New Roman" w:hAnsi="Arial" w:cs="Arial"/>
+                <w:b/>
+                <w:bCs/>
+                <w:color w:val="000000"/>
+                <w:sz w:val="16"/>
+                <w:szCs w:val="16"/>
+              </w:rPr>
+            </w:pPr>
+            <w:r>
+              <w:rPr>
+                <w:rFonts w:ascii="Arial" w:eastAsia="Times New Roman" w:hAnsi="Arial" w:cs="Arial"/>
+                <w:b/>
+                <w:bCs/>
+                <w:color w:val="000000"/>
+                <w:sz w:val="16"/>
+                <w:szCs w:val="16"/>
+              </w:rPr>
+              <w:t>Nama</w:t>
+            </w:r>
+          </w:p>
+        </w:tc>
+        <w:tc>
+          <w:tcPr>
+            <w:tcW w:w="391" w:type="pct"/>
+            <w:tcBorders>
+              <w:top w:val="nil"/>
+              <w:left w:val="nil"/>
+              <w:bottom w:val="single" w:sz="4" w:space="0" w:color="auto"/>
+              <w:right w:val="single" w:sz="4" w:space="0" w:color="auto"/>
+            </w:tcBorders>
+            <w:vAlign w:val="center"/>
+            <w:hideMark/>
+          </w:tcPr>
+          <w:p>
+            <w:pPr>
+              <w:spacing w:after="0" w:line="240" w:lineRule="auto"/>
+              <w:jc w:val="center"/>
+              <w:rPr>
+                <w:rFonts w:ascii="Arial" w:eastAsia="Times New Roman" w:hAnsi="Arial" w:cs="Arial"/>
+                <w:b/>
+                <w:bCs/>
+                <w:color w:val="000000"/>
+                <w:sz w:val="16"/>
+                <w:szCs w:val="16"/>
+              </w:rPr>
+            </w:pPr>
+            <w:r>
+              <w:rPr>
+                <w:rFonts w:ascii="Arial" w:eastAsia="Times New Roman" w:hAnsi="Arial" w:cs="Arial"/>
+                <w:b/>
+                <w:bCs/>
+                <w:color w:val="000000"/>
+                <w:sz w:val="16"/>
+                <w:szCs w:val="16"/>
+              </w:rPr>
+              <w:t>Username Sobat</w:t>
+            </w:r>
+          </w:p>
+        </w:tc>
+        <w:tc>
+          <w:tcPr>
+            <w:tcW w:w="298" w:type="pct"/>
+            <w:tcBorders>
+              <w:top w:val="nil"/>
+              <w:left w:val="nil"/>
+              <w:bottom w:val="single" w:sz="4" w:space="0" w:color="auto"/>
+              <w:right w:val="single" w:sz="4" w:space="0" w:color="auto"/>
+            </w:tcBorders>
+            <w:vAlign w:val="center"/>
+            <w:hideMark/>
+          </w:tcPr>
+          <w:p>
+            <w:pPr>
+              <w:spacing w:after="0" w:line="240" w:lineRule="auto"/>
+              <w:jc w:val="center"/>
+              <w:rPr>
+                <w:rFonts w:ascii="Arial" w:eastAsia="Times New Roman" w:hAnsi="Arial" w:cs="Arial"/>
+                <w:b/>
+                <w:bCs/>
+                <w:color w:val="000000"/>
+                <w:sz w:val="16"/>
+                <w:szCs w:val="16"/>
+              </w:rPr>
+            </w:pPr>
+            <w:r>
+              <w:rPr>
+                <w:rFonts w:ascii="Arial" w:eastAsia="Times New Roman" w:hAnsi="Arial" w:cs="Arial"/>
+                <w:b/>
+                <w:bCs/>
+                <w:color w:val="000000"/>
+                <w:sz w:val="16"/>
+                <w:szCs w:val="16"/>
+              </w:rPr>
+              <w:t>Nama</w:t>
+            </w:r>
+          </w:p>
+        </w:tc>
+        <w:tc>
+          <w:tcPr>
+            <w:tcW w:w="294" w:type="pct"/>
+            <w:tcBorders>
+              <w:top w:val="nil"/>
+              <w:left w:val="nil"/>
+              <w:bottom w:val="single" w:sz="4" w:space="0" w:color="auto"/>
+              <w:right w:val="single" w:sz="4" w:space="0" w:color="auto"/>
+            </w:tcBorders>
+            <w:vAlign w:val="center"/>
+            <w:hideMark/>
+          </w:tcPr>
+          <w:p>
+            <w:pPr>
+              <w:spacing w:after="0" w:line="240" w:lineRule="auto"/>
+              <w:jc w:val="center"/>
+              <w:rPr>
+                <w:rFonts w:ascii="Arial" w:eastAsia="Times New Roman" w:hAnsi="Arial" w:cs="Arial"/>
+                <w:b/>
+                <w:bCs/>
+                <w:color w:val="000000"/>
+                <w:sz w:val="16"/>
+                <w:szCs w:val="16"/>
+              </w:rPr>
+            </w:pPr>
+            <w:r>
+              <w:rPr>
+                <w:rFonts w:ascii="Arial" w:eastAsia="Times New Roman" w:hAnsi="Arial" w:cs="Arial"/>
+                <w:b/>
+                <w:bCs/>
+                <w:color w:val="000000"/>
+                <w:sz w:val="16"/>
+                <w:szCs w:val="16"/>
+              </w:rPr>
+              <w:t>Username Sobat</w:t>
+            </w:r>
+          </w:p>
+        </w:tc>
+        <w:tc>
+          <w:tcPr>
+            <w:tcW w:w="439" w:type="pct"/>
+            <w:vMerge/>
+            <w:tcBorders>
+              <w:top w:val="single" w:sz="4" w:space="0" w:color="auto"/>
+              <w:left w:val="single" w:sz="4" w:space="0" w:color="auto"/>
+              <w:bottom w:val="single" w:sz="4" w:space="0" w:color="000000"/>
+              <w:right w:val="single" w:sz="4" w:space="0" w:color="auto"/>
+            </w:tcBorders>
+            <w:vAlign w:val="center"/>
+            <w:hideMark/>
+          </w:tcPr>
+          <w:p>
+            <w:pPr>
+              <w:spacing w:after="0" w:line="240" w:lineRule="auto"/>
+              <w:rPr>
+                <w:rFonts w:ascii="Arial" w:eastAsia="Times New Roman" w:hAnsi="Arial" w:cs="Arial"/>
+                <w:b/>
+                <w:bCs/>
+                <w:color w:val="000000"/>
+                <w:sz w:val="16"/>
+                <w:szCs w:val="16"/>
+              </w:rPr>
+            </w:pPr>
+          </w:p>
+        </w:tc>
+        <w:tc>
+          <w:tcPr>
+            <w:tcW w:w="417" w:type="pct"/>
+            <w:vMerge/>
+            <w:tcBorders>
+              <w:top w:val="single" w:sz="4" w:space="0" w:color="auto"/>
+              <w:left w:val="single" w:sz="4" w:space="0" w:color="auto"/>
+              <w:bottom w:val="single" w:sz="4" w:space="0" w:color="000000"/>
+              <w:right w:val="single" w:sz="4" w:space="0" w:color="auto"/>
+            </w:tcBorders>
+            <w:vAlign w:val="center"/>
+            <w:hideMark/>
+          </w:tcPr>
+          <w:p>
+            <w:pPr>
+              <w:spacing w:after="0" w:line="240" w:lineRule="auto"/>
+              <w:rPr>
+                <w:rFonts w:ascii="Arial" w:eastAsia="Times New Roman" w:hAnsi="Arial" w:cs="Arial"/>
+                <w:b/>
+                <w:bCs/>
+                <w:color w:val="000000"/>
+                <w:sz w:val="16"/>
+                <w:szCs w:val="16"/>
+              </w:rPr>
+            </w:pPr>
+          </w:p>
+        </w:tc>
+        <w:tc>
+          <w:tcPr>
+            <w:tcW w:w="279" w:type="pct"/>
+            <w:vMerge/>
+            <w:tcBorders>
+              <w:top w:val="single" w:sz="4" w:space="0" w:color="auto"/>
+              <w:left w:val="single" w:sz="4" w:space="0" w:color="auto"/>
+              <w:bottom w:val="single" w:sz="4" w:space="0" w:color="000000"/>
+              <w:right w:val="single" w:sz="4" w:space="0" w:color="auto"/>
+            </w:tcBorders>
+            <w:vAlign w:val="center"/>
+            <w:hideMark/>
+          </w:tcPr>
+          <w:p>
+            <w:pPr>
+              <w:spacing w:after="0" w:line="240" w:lineRule="auto"/>
+              <w:rPr>
+                <w:rFonts w:ascii="Arial" w:eastAsia="Times New Roman" w:hAnsi="Arial" w:cs="Arial"/>
+                <w:b/>
+                <w:bCs/>
+                <w:color w:val="000000"/>
+                <w:sz w:val="16"/>
+                <w:szCs w:val="16"/>
+              </w:rPr>
+            </w:pPr>
+          </w:p>
+        </w:tc>
+        <w:tc>
+          <w:tcPr>
+            <w:tcW w:w="361" w:type="pct"/>
+            <w:tcBorders>
+              <w:top w:val="nil"/>
+              <w:left w:val="nil"/>
+              <w:bottom w:val="single" w:sz="4" w:space="0" w:color="auto"/>
+              <w:right w:val="single" w:sz="4" w:space="0" w:color="auto"/>
+            </w:tcBorders>
+            <w:vAlign w:val="center"/>
+            <w:hideMark/>
+          </w:tcPr>
+          <w:p>
+            <w:pPr>
+              <w:spacing w:after="0" w:line="240" w:lineRule="auto"/>
+              <w:jc w:val="center"/>
+              <w:rPr>
+                <w:rFonts w:ascii="Arial" w:eastAsia="Times New Roman" w:hAnsi="Arial" w:cs="Arial"/>
+                <w:b/>
+                <w:bCs/>
+                <w:color w:val="000000"/>
+                <w:sz w:val="16"/>
+                <w:szCs w:val="16"/>
+              </w:rPr>
+            </w:pPr>
+            <w:proofErr w:type="spellStart"/>
+            <w:r>
+              <w:rPr>
+                <w:rFonts w:ascii="Arial" w:eastAsia="Times New Roman" w:hAnsi="Arial" w:cs="Arial"/>
+                <w:b/>
+                <w:bCs/>
+                <w:color w:val="000000"/>
+                <w:sz w:val="16"/>
+                <w:szCs w:val="16"/>
+              </w:rPr>
+              <w:t>Keluarga</w:t>
+            </w:r>
+            <w:proofErr w:type="spellEnd"/>
+          </w:p>
+        </w:tc>
+        <w:tc>
+          <w:tcPr>
+            <w:tcW w:w="313" w:type="pct"/>
+            <w:tcBorders>
+              <w:top w:val="nil"/>
+              <w:left w:val="nil"/>
+              <w:bottom w:val="single" w:sz="4" w:space="0" w:color="auto"/>
+              <w:right w:val="single" w:sz="4" w:space="0" w:color="auto"/>
+            </w:tcBorders>
+            <w:vAlign w:val="center"/>
+            <w:hideMark/>
+          </w:tcPr>
+          <w:p>
+            <w:pPr>
+              <w:spacing w:after="0" w:line="240" w:lineRule="auto"/>
+              <w:jc w:val="center"/>
+              <w:rPr>
+                <w:rFonts w:ascii="Arial" w:eastAsia="Times New Roman" w:hAnsi="Arial" w:cs="Arial"/>
+                <w:b/>
+                <w:bCs/>
+                <w:color w:val="000000"/>
+                <w:sz w:val="16"/>
+                <w:szCs w:val="16"/>
+              </w:rPr>
+            </w:pPr>
+            <w:r>
+              <w:rPr>
+                <w:rFonts w:ascii="Arial" w:eastAsia="Times New Roman" w:hAnsi="Arial" w:cs="Arial"/>
+                <w:b/>
+                <w:bCs/>
+                <w:color w:val="000000"/>
+                <w:sz w:val="16"/>
+                <w:szCs w:val="16"/>
+              </w:rPr>
+              <w:t>Usaha</w:t>
+            </w:r>
+          </w:p>
+        </w:tc>
+        <w:tc>
+          <w:tcPr>
+            <w:tcW w:w="323" w:type="pct"/>
+            <w:tcBorders>
+              <w:top w:val="nil"/>
+              <w:left w:val="nil"/>
+              <w:bottom w:val="single" w:sz="4" w:space="0" w:color="auto"/>
+              <w:right w:val="single" w:sz="4" w:space="0" w:color="auto"/>
+            </w:tcBorders>
+            <w:vAlign w:val="center"/>
+            <w:hideMark/>
+          </w:tcPr>
+          <w:p>
+            <w:pPr>
+              <w:spacing w:after="0" w:line="240" w:lineRule="auto"/>
+              <w:jc w:val="center"/>
+              <w:rPr>
+                <w:rFonts w:ascii="Arial" w:eastAsia="Times New Roman" w:hAnsi="Arial" w:cs="Arial"/>
+                <w:b/>
+                <w:bCs/>
+                <w:color w:val="000000"/>
+                <w:sz w:val="16"/>
+                <w:szCs w:val="16"/>
+              </w:rPr>
+            </w:pPr>
+            <w:proofErr w:type="spellStart"/>
+            <w:r>
+              <w:rPr>
+                <w:rFonts w:ascii="Arial" w:eastAsia="Times New Roman" w:hAnsi="Arial" w:cs="Arial"/>
+                <w:b/>
+                <w:bCs/>
+                <w:color w:val="000000"/>
+                <w:sz w:val="16"/>
+                <w:szCs w:val="16"/>
+              </w:rPr>
+              <w:t>Jumlah</w:t>
+            </w:r>
+            <w:proofErr w:type="spellEnd"/>
+          </w:p>
+        </w:tc>
+        <w:tc>
+          <w:tcPr>
+            <w:tcW w:w="284" w:type="pct"/>
+            <w:tcBorders>
+              <w:top w:val="nil"/>
+              <w:left w:val="nil"/>
+              <w:bottom w:val="single" w:sz="4" w:space="0" w:color="auto"/>
+              <w:right w:val="single" w:sz="4" w:space="0" w:color="auto"/>
+            </w:tcBorders>
+            <w:vAlign w:val="center"/>
+            <w:hideMark/>
+          </w:tcPr>
+          <w:p>
+            <w:pPr>
+              <w:spacing w:after="0" w:line="240" w:lineRule="auto"/>
+              <w:jc w:val="center"/>
+              <w:rPr>
+                <w:rFonts w:ascii="Arial" w:eastAsia="Times New Roman" w:hAnsi="Arial" w:cs="Arial"/>
+                <w:b/>
+                <w:bCs/>
+                <w:color w:val="000000"/>
+                <w:sz w:val="16"/>
+                <w:szCs w:val="16"/>
+              </w:rPr>
+            </w:pPr>
+            <w:proofErr w:type="spellStart"/>
+            <w:r>
+              <w:rPr>
+                <w:rFonts w:ascii="Arial" w:eastAsia="Times New Roman" w:hAnsi="Arial" w:cs="Arial"/>
+                <w:b/>
+                <w:bCs/>
+                <w:color w:val="000000"/>
+                <w:sz w:val="16"/>
+                <w:szCs w:val="16"/>
+              </w:rPr>
+              <w:t>Jumlah</w:t>
+            </w:r>
+            <w:proofErr w:type="spellEnd"/>
+          </w:p>
+        </w:tc>
+        <w:tc>
+          <w:tcPr>
+            <w:tcW w:w="531" w:type="pct"/>
+            <w:vMerge/>
+            <w:tcBorders>
+              <w:left w:val="single" w:sz="4" w:space="0" w:color="auto"/>
+              <w:bottom w:val="single" w:sz="4" w:space="0" w:color="000000"/>
+              <w:right w:val="nil"/>
+            </w:tcBorders>
+            <w:vAlign w:val="center"/>
+            <w:hideMark/>
+          </w:tcPr>
+          <w:p>
+            <w:pPr>
+              <w:spacing w:after="0" w:line="240" w:lineRule="auto"/>
+              <w:rPr>
+                <w:rFonts w:ascii="Arial" w:eastAsia="Times New Roman" w:hAnsi="Arial" w:cs="Arial"/>
+                <w:b/>
+                <w:bCs/>
+                <w:color w:val="000000"/>
+                <w:sz w:val="16"/>
+                <w:szCs w:val="16"/>
+              </w:rPr>
+            </w:pPr>
+          </w:p>
+        </w:tc>
+        <w:tc>
+          <w:tcPr>
+            <w:tcW w:w="318" w:type="pct"/>
+            <w:vMerge/>
+            <w:tcBorders>
+              <w:left w:val="single" w:sz="4" w:space="0" w:color="auto"/>
+              <w:bottom w:val="single" w:sz="4" w:space="0" w:color="000000"/>
+              <w:right w:val="single" w:sz="4" w:space="0" w:color="auto"/>
+            </w:tcBorders>
+            <w:vAlign w:val="center"/>
+            <w:hideMark/>
+          </w:tcPr>
+          <w:p>
+            <w:pPr>
+              <w:spacing w:after="0" w:line="240" w:lineRule="auto"/>
+              <w:rPr>
+                <w:rFonts w:ascii="Arial" w:eastAsia="Times New Roman" w:hAnsi="Arial" w:cs="Arial"/>
+                <w:b/>
+                <w:bCs/>
+                <w:color w:val="000000"/>
+                <w:sz w:val="16"/>
+                <w:szCs w:val="16"/>
+              </w:rPr>
+            </w:pPr>
+          </w:p>
+        </w:tc>
+      </w:tr>
+      <w:tr>
+        <w:trPr>
+          <w:trHeight w:val="276"/>
+        </w:trPr>
+        <w:tc>
+          <w:tcPr>
+            <w:tcW w:w="355" w:type="pct"/>
+            <w:tcBorders>
+              <w:top w:val="nil"/>
+              <w:left w:val="single" w:sz="4" w:space="0" w:color="auto"/>
+              <w:bottom w:val="single" w:sz="4" w:space="0" w:color="auto"/>
+              <w:right w:val="single" w:sz="4" w:space="0" w:color="auto"/>
+            </w:tcBorders>
+            <w:vAlign w:val="center"/>
+            <w:hideMark/>
+          </w:tcPr>
+          <w:p>
+            <w:pPr>
+              <w:spacing w:after="0" w:line="240" w:lineRule="auto"/>
+              <w:jc w:val="center"/>
+              <w:rPr>
+                <w:rFonts w:ascii="Arial" w:eastAsia="Times New Roman" w:hAnsi="Arial" w:cs="Arial"/>
+                <w:b/>
+                <w:bCs/>
+                <w:color w:val="000000"/>
+                <w:sz w:val="16"/>
+                <w:szCs w:val="16"/>
+              </w:rPr>
+            </w:pPr>
+            <w:r>
+              <w:rPr>
+                <w:rFonts w:ascii="Arial" w:eastAsia="Times New Roman" w:hAnsi="Arial" w:cs="Arial"/>
+                <w:b/>
+                <w:bCs/>
+                <w:color w:val="000000"/>
+                <w:sz w:val="16"/>
+                <w:szCs w:val="16"/>
+              </w:rPr>
+              <w:t>(1)</w:t>
+            </w:r>
+          </w:p>
+        </w:tc>
+        <w:tc>
+          <w:tcPr>
+            <w:tcW w:w="396" w:type="pct"/>
+            <w:tcBorders>
+              <w:top w:val="nil"/>
+              <w:left w:val="nil"/>
+              <w:bottom w:val="single" w:sz="4" w:space="0" w:color="auto"/>
+              <w:right w:val="single" w:sz="4" w:space="0" w:color="auto"/>
+            </w:tcBorders>
+            <w:vAlign w:val="center"/>
+            <w:hideMark/>
+          </w:tcPr>
+          <w:p>
+            <w:pPr>
+              <w:spacing w:after="0" w:line="240" w:lineRule="auto"/>
+              <w:jc w:val="center"/>
+              <w:rPr>
+                <w:rFonts w:ascii="Arial" w:eastAsia="Times New Roman" w:hAnsi="Arial" w:cs="Arial"/>
+                <w:b/>
+                <w:bCs/>
+                <w:color w:val="000000"/>
+                <w:sz w:val="16"/>
+                <w:szCs w:val="16"/>
+              </w:rPr>
+            </w:pPr>
+            <w:r>
+              <w:rPr>
+                <w:rFonts w:ascii="Arial" w:eastAsia="Times New Roman" w:hAnsi="Arial" w:cs="Arial"/>
+                <w:b/>
+                <w:bCs/>
+                <w:color w:val="000000"/>
+                <w:sz w:val="16"/>
+                <w:szCs w:val="16"/>
+              </w:rPr>
+              <w:t>(2)</w:t>
+            </w:r>
+          </w:p>
+        </w:tc>
+        <w:tc>
+          <w:tcPr>
+            <w:tcW w:w="391" w:type="pct"/>
+            <w:tcBorders>
+              <w:top w:val="nil"/>
+              <w:left w:val="nil"/>
+              <w:bottom w:val="single" w:sz="4" w:space="0" w:color="auto"/>
+              <w:right w:val="single" w:sz="4" w:space="0" w:color="auto"/>
+            </w:tcBorders>
+            <w:vAlign w:val="center"/>
+            <w:hideMark/>
+          </w:tcPr>
+          <w:p>
+            <w:pPr>
+              <w:spacing w:after="0" w:line="240" w:lineRule="auto"/>
+              <w:jc w:val="center"/>
+              <w:rPr>
+                <w:rFonts w:ascii="Arial" w:eastAsia="Times New Roman" w:hAnsi="Arial" w:cs="Arial"/>
+                <w:b/>
+                <w:bCs/>
+                <w:color w:val="000000"/>
+                <w:sz w:val="16"/>
+                <w:szCs w:val="16"/>
+              </w:rPr>
+            </w:pPr>
+            <w:r>
+              <w:rPr>
+                <w:rFonts w:ascii="Arial" w:eastAsia="Times New Roman" w:hAnsi="Arial" w:cs="Arial"/>
+                <w:b/>
+                <w:bCs/>
+                <w:color w:val="000000"/>
+                <w:sz w:val="16"/>
+                <w:szCs w:val="16"/>
+              </w:rPr>
+              <w:t>(3)</w:t>
+            </w:r>
+          </w:p>
+        </w:tc>
+        <w:tc>
+          <w:tcPr>
+            <w:tcW w:w="298" w:type="pct"/>
+            <w:tcBorders>
+              <w:top w:val="nil"/>
+              <w:left w:val="nil"/>
+              <w:bottom w:val="single" w:sz="4" w:space="0" w:color="auto"/>
+              <w:right w:val="single" w:sz="4" w:space="0" w:color="auto"/>
+            </w:tcBorders>
+            <w:vAlign w:val="center"/>
+            <w:hideMark/>
+          </w:tcPr>
+          <w:p>
+            <w:pPr>
+              <w:spacing w:after="0" w:line="240" w:lineRule="auto"/>
+              <w:jc w:val="center"/>
+              <w:rPr>
+                <w:rFonts w:ascii="Arial" w:eastAsia="Times New Roman" w:hAnsi="Arial" w:cs="Arial"/>
+                <w:b/>
+                <w:bCs/>
+                <w:color w:val="000000"/>
+                <w:sz w:val="16"/>
+                <w:szCs w:val="16"/>
+              </w:rPr>
+            </w:pPr>
+            <w:r>
+              <w:rPr>
+                <w:rFonts w:ascii="Arial" w:eastAsia="Times New Roman" w:hAnsi="Arial" w:cs="Arial"/>
+                <w:b/>
+                <w:bCs/>
+                <w:color w:val="000000"/>
+                <w:sz w:val="16"/>
+                <w:szCs w:val="16"/>
+              </w:rPr>
+              <w:t>(4)</w:t>
+            </w:r>
+          </w:p>
+        </w:tc>
+        <w:tc>
+          <w:tcPr>
+            <w:tcW w:w="294" w:type="pct"/>
+            <w:tcBorders>
+              <w:top w:val="nil"/>
+              <w:left w:val="nil"/>
+              <w:bottom w:val="single" w:sz="4" w:space="0" w:color="auto"/>
+              <w:right w:val="single" w:sz="4" w:space="0" w:color="auto"/>
+            </w:tcBorders>
+            <w:vAlign w:val="center"/>
+            <w:hideMark/>
+          </w:tcPr>
+          <w:p>
+            <w:pPr>
+              <w:spacing w:after="0" w:line="240" w:lineRule="auto"/>
+              <w:jc w:val="center"/>
+              <w:rPr>
+                <w:rFonts w:ascii="Arial" w:eastAsia="Times New Roman" w:hAnsi="Arial" w:cs="Arial"/>
+                <w:b/>
+                <w:bCs/>
+                <w:color w:val="000000"/>
+                <w:sz w:val="16"/>
+                <w:szCs w:val="16"/>
+              </w:rPr>
+            </w:pPr>
+            <w:r>
+              <w:rPr>
+                <w:rFonts w:ascii="Arial" w:eastAsia="Times New Roman" w:hAnsi="Arial" w:cs="Arial"/>
+                <w:b/>
+                <w:bCs/>
+                <w:color w:val="000000"/>
+                <w:sz w:val="16"/>
+                <w:szCs w:val="16"/>
+              </w:rPr>
+              <w:t>(5)</w:t>
+            </w:r>
+          </w:p>
+        </w:tc>
+        <w:tc>
+          <w:tcPr>
+            <w:tcW w:w="439" w:type="pct"/>
+            <w:tcBorders>
+              <w:top w:val="nil"/>
+              <w:left w:val="nil"/>
+              <w:bottom w:val="single" w:sz="4" w:space="0" w:color="auto"/>
+              <w:right w:val="single" w:sz="4" w:space="0" w:color="auto"/>
+            </w:tcBorders>
+            <w:vAlign w:val="center"/>
+            <w:hideMark/>
+          </w:tcPr>
+          <w:p>
+            <w:pPr>
+              <w:spacing w:after="0" w:line="240" w:lineRule="auto"/>
+              <w:jc w:val="center"/>
+              <w:rPr>
+                <w:rFonts w:ascii="Arial" w:eastAsia="Times New Roman" w:hAnsi="Arial" w:cs="Arial"/>
+                <w:b/>
+                <w:bCs/>
+                <w:color w:val="000000"/>
+                <w:sz w:val="16"/>
+                <w:szCs w:val="16"/>
+              </w:rPr>
+            </w:pPr>
+            <w:r>
+              <w:rPr>
+                <w:rFonts w:ascii="Arial" w:eastAsia="Times New Roman" w:hAnsi="Arial" w:cs="Arial"/>
+                <w:b/>
+                <w:bCs/>
+                <w:color w:val="000000"/>
+                <w:sz w:val="16"/>
+                <w:szCs w:val="16"/>
+              </w:rPr>
+              <w:t>(6)</w:t>
+            </w:r>
+          </w:p>
+        </w:tc>
+        <w:tc>
+          <w:tcPr>
+            <w:tcW w:w="417" w:type="pct"/>
+            <w:tcBorders>
+              <w:top w:val="nil"/>
+              <w:left w:val="nil"/>
+              <w:bottom w:val="single" w:sz="4" w:space="0" w:color="auto"/>
+              <w:right w:val="single" w:sz="4" w:space="0" w:color="auto"/>
+            </w:tcBorders>
+            <w:vAlign w:val="center"/>
+            <w:hideMark/>
+          </w:tcPr>
+          <w:p>
+            <w:pPr>
+              <w:spacing w:after="0" w:line="240" w:lineRule="auto"/>
+              <w:jc w:val="center"/>
+              <w:rPr>
+                <w:rFonts w:ascii="Arial" w:eastAsia="Times New Roman" w:hAnsi="Arial" w:cs="Arial"/>
+                <w:b/>
+                <w:bCs/>
+                <w:color w:val="000000"/>
+                <w:sz w:val="16"/>
+                <w:szCs w:val="16"/>
+              </w:rPr>
+            </w:pPr>
+            <w:r>
+              <w:rPr>
+                <w:rFonts w:ascii="Arial" w:eastAsia="Times New Roman" w:hAnsi="Arial" w:cs="Arial"/>
+                <w:b/>
+                <w:bCs/>
+                <w:color w:val="000000"/>
+                <w:sz w:val="16"/>
+                <w:szCs w:val="16"/>
+              </w:rPr>
+              <w:t>(7)</w:t>
+            </w:r>
+          </w:p>
+        </w:tc>
+        <w:tc>
+          <w:tcPr>
+            <w:tcW w:w="279" w:type="pct"/>
+            <w:tcBorders>
+              <w:top w:val="nil"/>
+              <w:left w:val="nil"/>
+              <w:bottom w:val="single" w:sz="4" w:space="0" w:color="auto"/>
+              <w:right w:val="single" w:sz="4" w:space="0" w:color="auto"/>
+            </w:tcBorders>
+            <w:vAlign w:val="center"/>
+            <w:hideMark/>
+          </w:tcPr>
+          <w:p>
+            <w:pPr>
+              <w:spacing w:after="0" w:line="240" w:lineRule="auto"/>
+              <w:jc w:val="center"/>
+              <w:rPr>
+                <w:rFonts w:ascii="Arial" w:eastAsia="Times New Roman" w:hAnsi="Arial" w:cs="Arial"/>
+                <w:b/>
+                <w:bCs/>
+                <w:color w:val="000000"/>
+                <w:sz w:val="16"/>
+                <w:szCs w:val="16"/>
+              </w:rPr>
+            </w:pPr>
+            <w:r>
+              <w:rPr>
+                <w:rFonts w:ascii="Arial" w:eastAsia="Times New Roman" w:hAnsi="Arial" w:cs="Arial"/>
+                <w:b/>
+                <w:bCs/>
+                <w:color w:val="000000"/>
+                <w:sz w:val="16"/>
+                <w:szCs w:val="16"/>
+              </w:rPr>
+              <w:t>(8)</w:t>
+            </w:r>
+          </w:p>
+        </w:tc>
+        <w:tc>
+          <w:tcPr>
+            <w:tcW w:w="361" w:type="pct"/>
+            <w:tcBorders>
+              <w:top w:val="nil"/>
+              <w:left w:val="nil"/>
+              <w:bottom w:val="single" w:sz="4" w:space="0" w:color="auto"/>
+              <w:right w:val="single" w:sz="4" w:space="0" w:color="auto"/>
+            </w:tcBorders>
+            <w:vAlign w:val="center"/>
+            <w:hideMark/>
+          </w:tcPr>
+          <w:p>
+            <w:pPr>
+              <w:spacing w:after="0" w:line="240" w:lineRule="auto"/>
+              <w:jc w:val="center"/>
+              <w:rPr>
+                <w:rFonts w:ascii="Arial" w:eastAsia="Times New Roman" w:hAnsi="Arial" w:cs="Arial"/>
+                <w:b/>
+                <w:bCs/>
+                <w:color w:val="000000"/>
+                <w:sz w:val="16"/>
+                <w:szCs w:val="16"/>
+              </w:rPr>
+            </w:pPr>
+            <w:r>
+              <w:rPr>
+                <w:rFonts w:ascii="Arial" w:eastAsia="Times New Roman" w:hAnsi="Arial" w:cs="Arial"/>
+                <w:b/>
+                <w:bCs/>
+                <w:color w:val="000000"/>
+                <w:sz w:val="16"/>
+                <w:szCs w:val="16"/>
+              </w:rPr>
+              <w:t>(9)</w:t>
+            </w:r>
+          </w:p>
+        </w:tc>
+        <w:tc>
+          <w:tcPr>
+            <w:tcW w:w="313" w:type="pct"/>
+            <w:tcBorders>
+              <w:top w:val="nil"/>
+              <w:left w:val="nil"/>
+              <w:bottom w:val="single" w:sz="4" w:space="0" w:color="auto"/>
+              <w:right w:val="single" w:sz="4" w:space="0" w:color="auto"/>
+            </w:tcBorders>
+            <w:vAlign w:val="center"/>
+            <w:hideMark/>
+          </w:tcPr>
+          <w:p>
+            <w:pPr>
+              <w:spacing w:after="0" w:line="240" w:lineRule="auto"/>
+              <w:jc w:val="center"/>
+              <w:rPr>
+                <w:rFonts w:ascii="Arial" w:eastAsia="Times New Roman" w:hAnsi="Arial" w:cs="Arial"/>
+                <w:b/>
+                <w:bCs/>
+                <w:color w:val="000000"/>
+                <w:sz w:val="16"/>
+                <w:szCs w:val="16"/>
+              </w:rPr>
+            </w:pPr>
+            <w:r>
+              <w:rPr>
+                <w:rFonts w:ascii="Arial" w:eastAsia="Times New Roman" w:hAnsi="Arial" w:cs="Arial"/>
+                <w:b/>
+                <w:bCs/>
+                <w:color w:val="000000"/>
+                <w:sz w:val="16"/>
+                <w:szCs w:val="16"/>
+              </w:rPr>
+              <w:t>(10)</w:t>
+            </w:r>
+          </w:p>
+        </w:tc>
+        <w:tc>
+          <w:tcPr>
+            <w:tcW w:w="323" w:type="pct"/>
+            <w:tcBorders>
+              <w:top w:val="nil"/>
+              <w:left w:val="nil"/>
+              <w:bottom w:val="single" w:sz="4" w:space="0" w:color="auto"/>
+              <w:right w:val="single" w:sz="4" w:space="0" w:color="auto"/>
+            </w:tcBorders>
+            <w:vAlign w:val="center"/>
+            <w:hideMark/>
+          </w:tcPr>
+          <w:p>
+            <w:pPr>
+              <w:spacing w:after="0" w:line="240" w:lineRule="auto"/>
+              <w:jc w:val="center"/>
+              <w:rPr>
+                <w:rFonts w:ascii="Arial" w:eastAsia="Times New Roman" w:hAnsi="Arial" w:cs="Arial"/>
+                <w:b/>
+                <w:bCs/>
+                <w:color w:val="000000"/>
+                <w:sz w:val="16"/>
+                <w:szCs w:val="16"/>
+              </w:rPr>
+            </w:pPr>
+            <w:r>
+              <w:rPr>
+                <w:rFonts w:ascii="Arial" w:eastAsia="Times New Roman" w:hAnsi="Arial" w:cs="Arial"/>
+                <w:b/>
+                <w:bCs/>
+                <w:color w:val="000000"/>
+                <w:sz w:val="16"/>
+                <w:szCs w:val="16"/>
+              </w:rPr>
+              <w:t>(11)</w:t>
+            </w:r>
+          </w:p>
+        </w:tc>
+        <w:tc>
+          <w:tcPr>
+            <w:tcW w:w="284" w:type="pct"/>
+            <w:tcBorders>
+              <w:top w:val="nil"/>
+              <w:left w:val="nil"/>
+              <w:bottom w:val="single" w:sz="4" w:space="0" w:color="auto"/>
+              <w:right w:val="single" w:sz="4" w:space="0" w:color="auto"/>
+            </w:tcBorders>
+            <w:vAlign w:val="center"/>
+            <w:hideMark/>
+          </w:tcPr>
+          <w:p>
+            <w:pPr>
+              <w:spacing w:after="0" w:line="240" w:lineRule="auto"/>
+              <w:jc w:val="center"/>
+              <w:rPr>
+                <w:rFonts w:ascii="Arial" w:eastAsia="Times New Roman" w:hAnsi="Arial" w:cs="Arial"/>
+                <w:b/>
+                <w:bCs/>
+                <w:color w:val="000000"/>
+                <w:sz w:val="16"/>
+                <w:szCs w:val="16"/>
+              </w:rPr>
+            </w:pPr>
+            <w:r>
+              <w:rPr>
+                <w:rFonts w:ascii="Arial" w:eastAsia="Times New Roman" w:hAnsi="Arial" w:cs="Arial"/>
+                <w:b/>
+                <w:bCs/>
+                <w:color w:val="000000"/>
+                <w:sz w:val="16"/>
+                <w:szCs w:val="16"/>
+              </w:rPr>
+              <w:t>(12)</w:t>
+            </w:r>
+          </w:p>
+        </w:tc>
+        <w:tc>
+          <w:tcPr>
+            <w:tcW w:w="531" w:type="pct"/>
+            <w:tcBorders>
+              <w:top w:val="nil"/>
+              <w:left w:val="nil"/>
+              <w:bottom w:val="single" w:sz="4" w:space="0" w:color="auto"/>
+              <w:right w:val="single" w:sz="4" w:space="0" w:color="auto"/>
+            </w:tcBorders>
+            <w:vAlign w:val="center"/>
+            <w:hideMark/>
+          </w:tcPr>
+          <w:p>
+            <w:pPr>
+              <w:spacing w:after="0" w:line="240" w:lineRule="auto"/>
+              <w:jc w:val="center"/>
+              <w:rPr>
+                <w:rFonts w:ascii="Arial" w:eastAsia="Times New Roman" w:hAnsi="Arial" w:cs="Arial"/>
+                <w:b/>
+                <w:bCs/>
+                <w:color w:val="000000"/>
+                <w:sz w:val="16"/>
+                <w:szCs w:val="16"/>
+              </w:rPr>
+            </w:pPr>
+            <w:r>
+              <w:rPr>
+                <w:rFonts w:ascii="Arial" w:eastAsia="Times New Roman" w:hAnsi="Arial" w:cs="Arial"/>
+                <w:b/>
+                <w:bCs/>
+                <w:color w:val="000000"/>
+                <w:sz w:val="16"/>
+                <w:szCs w:val="16"/>
+              </w:rPr>
+              <w:t>(</w:t>
+            </w:r>
+            <w:proofErr w:type="gramStart"/>
+            <w:r>
+              <w:rPr>
+                <w:rFonts w:ascii="Arial" w:eastAsia="Times New Roman" w:hAnsi="Arial" w:cs="Arial"/>
+                <w:b/>
+                <w:bCs/>
+                <w:color w:val="000000"/>
+                <w:sz w:val="16"/>
+                <w:szCs w:val="16"/>
+              </w:rPr>
+              <w:t>15)=</w:t>
+            </w:r>
+            <w:proofErr w:type="gramEnd"/>
+            <w:r>
+              <w:rPr>
+                <w:rFonts w:ascii="Arial" w:eastAsia="Times New Roman" w:hAnsi="Arial" w:cs="Arial"/>
+                <w:b/>
+                <w:bCs/>
+                <w:color w:val="000000"/>
+                <w:sz w:val="16"/>
+                <w:szCs w:val="16"/>
+              </w:rPr>
+              <w:t>(14)</w:t>
+            </w:r>
+            <w:proofErr w:type="gramStart"/>
+            <w:r>
+              <w:rPr>
+                <w:rFonts w:ascii="Arial" w:eastAsia="Times New Roman" w:hAnsi="Arial" w:cs="Arial"/>
+                <w:b/>
+                <w:bCs/>
+                <w:color w:val="000000"/>
+                <w:sz w:val="16"/>
+                <w:szCs w:val="16"/>
+              </w:rPr>
+              <w:t>/(</w:t>
+            </w:r>
+            <w:proofErr w:type="gramEnd"/>
+            <w:r>
+              <w:rPr>
+                <w:rFonts w:ascii="Arial" w:eastAsia="Times New Roman" w:hAnsi="Arial" w:cs="Arial"/>
+                <w:b/>
+                <w:bCs/>
+                <w:color w:val="000000"/>
+                <w:sz w:val="16"/>
+                <w:szCs w:val="16"/>
+              </w:rPr>
+              <w:t>11)</w:t>
+            </w:r>
+          </w:p>
+        </w:tc>
+        <w:tc>
+          <w:tcPr>
+            <w:tcW w:w="318" w:type="pct"/>
+            <w:tcBorders>
+              <w:top w:val="nil"/>
+              <w:left w:val="nil"/>
+              <w:bottom w:val="single" w:sz="4" w:space="0" w:color="auto"/>
+              <w:right w:val="single" w:sz="4" w:space="0" w:color="auto"/>
+            </w:tcBorders>
+            <w:vAlign w:val="center"/>
+            <w:hideMark/>
+          </w:tcPr>
+          <w:p>
+            <w:pPr>
+              <w:spacing w:after="0" w:line="240" w:lineRule="auto"/>
+              <w:jc w:val="center"/>
+              <w:rPr>
+                <w:rFonts w:ascii="Arial" w:eastAsia="Times New Roman" w:hAnsi="Arial" w:cs="Arial"/>
+                <w:b/>
+                <w:bCs/>
+                <w:color w:val="000000"/>
+                <w:sz w:val="16"/>
+                <w:szCs w:val="16"/>
+              </w:rPr>
+            </w:pPr>
+            <w:r>
+              <w:rPr>
+                <w:rFonts w:ascii="Arial" w:eastAsia="Times New Roman" w:hAnsi="Arial" w:cs="Arial"/>
+                <w:b/>
+                <w:bCs/>
+                <w:color w:val="000000"/>
+                <w:sz w:val="16"/>
+                <w:szCs w:val="16"/>
+              </w:rPr>
+              <w:t>(18)</w:t>
+            </w:r>
+          </w:p>
+        </w:tc>
+      </w:tr>
+      <w:tr>
+        <w:trPr>
+          <w:trHeight w:val="300"/>
+        </w:trPr>
+        <w:tc>
+          <w:tcPr>
+            <w:tcW w:w="355" w:type="pct"/>
+            <w:tcBorders>
+              <w:top w:val="nil"/>
+              <w:left w:val="single" w:sz="4" w:space="0" w:color="auto"/>
+              <w:bottom w:val="single" w:sz="4" w:space="0" w:color="auto"/>
+              <w:right w:val="single" w:sz="4" w:space="0" w:color="auto"/>
+            </w:tcBorders>
+            <w:vAlign w:val="center"/>
+          </w:tcPr>
+          <w:p>
+            <w:pPr>
+              <w:spacing w:after="0" w:line="240" w:lineRule="auto"/>
+              <w:jc w:val="center"/>
+              <w:rPr>
+                <w:rFonts w:ascii="Arial" w:eastAsia="Times New Roman" w:hAnsi="Arial" w:cs="Arial"/>
+                <w:color w:val="000000"/>
+                <w:sz w:val="16"/>
+                <w:szCs w:val="16"/>
+              </w:rPr>
+            </w:pPr>
+            <w:r>
+              <w:rPr>
+                <w:rFonts w:ascii="Arial" w:eastAsia="Times New Roman" w:hAnsi="Arial" w:cs="Arial"/>
+                <w:color w:val="000000"/>
+                <w:sz w:val="16"/>
+                <w:szCs w:val="16"/>
+              </w:rPr>
+              <w:t>{#</w:t>
+            </w:r>
+            <w:proofErr w:type="gramStart"/>
+            <w:r>
+              <w:rPr>
+                <w:rFonts w:ascii="Arial" w:eastAsia="Times New Roman" w:hAnsi="Arial" w:cs="Arial"/>
+                <w:color w:val="000000"/>
+                <w:sz w:val="16"/>
+                <w:szCs w:val="16"/>
+              </w:rPr>
+              <w:t>peserta}{</w:t>
+            </w:r>
+            <w:proofErr w:type="gramEnd"/>
+            <w:r>
+              <w:rPr>
+                <w:rFonts w:ascii="Arial" w:eastAsia="Times New Roman" w:hAnsi="Arial" w:cs="Arial"/>
+                <w:color w:val="000000"/>
+                <w:sz w:val="16"/>
+                <w:szCs w:val="16"/>
+              </w:rPr>
+              <w:t>no}</w:t>
+            </w:r>
+          </w:p>
+        </w:tc>
+        <w:tc>
+          <w:tcPr>
+            <w:tcW w:w="396" w:type="pct"/>
+            <w:tcBorders>
+              <w:top w:val="nil"/>
+              <w:left w:val="nil"/>
+              <w:bottom w:val="single" w:sz="4" w:space="0" w:color="auto"/>
+              <w:right w:val="single" w:sz="4" w:space="0" w:color="auto"/>
+            </w:tcBorders>
+            <w:vAlign w:val="center"/>
+          </w:tcPr>
+          <w:p>
+            <w:pPr>
+              <w:spacing w:after="0" w:line="240" w:lineRule="auto"/>
+              <w:rPr>
+                <w:rFonts w:ascii="Arial" w:eastAsia="Times New Roman" w:hAnsi="Arial" w:cs="Arial"/>
+                <w:color w:val="000000"/>
+                <w:sz w:val="16"/>
+                <w:szCs w:val="16"/>
+              </w:rPr>
+            </w:pPr>
+            <w:r>
+              <w:rPr>
+                <w:rFonts w:ascii="Arial" w:eastAsia="Times New Roman" w:hAnsi="Arial" w:cs="Arial"/>
+                <w:color w:val="000000"/>
+                <w:sz w:val="16"/>
+                <w:szCs w:val="16"/>
+              </w:rPr>
+              <w:t>{</w:t>
+            </w:r>
+            <w:proofErr w:type="spellStart"/>
+            <w:r>
+              <w:rPr>
+                <w:rFonts w:ascii="Arial" w:eastAsia="Times New Roman" w:hAnsi="Arial" w:cs="Arial"/>
+                <w:color w:val="000000"/>
+                <w:sz w:val="16"/>
+                <w:szCs w:val="16"/>
+              </w:rPr>
+              <w:t>nama_petugas</w:t>
+            </w:r>
+            <w:proofErr w:type="spellEnd"/>
+            <w:r>
+              <w:rPr>
+                <w:rFonts w:ascii="Arial" w:eastAsia="Times New Roman" w:hAnsi="Arial" w:cs="Arial"/>
+                <w:color w:val="000000"/>
+                <w:sz w:val="16"/>
+                <w:szCs w:val="16"/>
+              </w:rPr>
+              <w:t>}</w:t>
+            </w:r>
+          </w:p>
+        </w:tc>
+        <w:tc>
+          <w:tcPr>
+            <w:tcW w:w="391" w:type="pct"/>
+            <w:tcBorders>
+              <w:top w:val="nil"/>
+              <w:left w:val="nil"/>
+              <w:bottom w:val="single" w:sz="4" w:space="0" w:color="auto"/>
+              <w:right w:val="single" w:sz="4" w:space="0" w:color="auto"/>
+            </w:tcBorders>
+            <w:vAlign w:val="center"/>
+          </w:tcPr>
+          <w:p>
+            <w:pPr>
+              <w:spacing w:after="0" w:line="240" w:lineRule="auto"/>
+              <w:rPr>
+                <w:rFonts w:ascii="Arial" w:eastAsia="Times New Roman" w:hAnsi="Arial" w:cs="Arial"/>
+                <w:color w:val="000000"/>
+                <w:sz w:val="16"/>
+                <w:szCs w:val="16"/>
+              </w:rPr>
+            </w:pPr>
+            <w:r>
+              <w:rPr>
+                <w:rFonts w:ascii="Arial" w:eastAsia="Times New Roman" w:hAnsi="Arial" w:cs="Arial"/>
+                <w:color w:val="000000"/>
+                <w:sz w:val="16"/>
+                <w:szCs w:val="16"/>
+              </w:rPr>
+              <w:t>{</w:t>
+            </w:r>
+            <w:proofErr w:type="spellStart"/>
+            <w:r>
+              <w:rPr>
+                <w:rFonts w:ascii="Arial" w:eastAsia="Times New Roman" w:hAnsi="Arial" w:cs="Arial"/>
+                <w:color w:val="000000"/>
+                <w:sz w:val="16"/>
+                <w:szCs w:val="16"/>
+              </w:rPr>
+              <w:t>email_petugas</w:t>
+            </w:r>
+            <w:proofErr w:type="spellEnd"/>
+            <w:r>
+              <w:rPr>
+                <w:rFonts w:ascii="Arial" w:eastAsia="Times New Roman" w:hAnsi="Arial" w:cs="Arial"/>
+                <w:color w:val="000000"/>
+                <w:sz w:val="16"/>
+                <w:szCs w:val="16"/>
+              </w:rPr>
+              <w:t>}</w:t>
+            </w:r>
+          </w:p>
+        </w:tc>
+        <w:tc>
+          <w:tcPr>
+            <w:tcW w:w="298" w:type="pct"/>
+            <w:tcBorders>
+              <w:top w:val="nil"/>
+              <w:left w:val="nil"/>
+              <w:bottom w:val="single" w:sz="4" w:space="0" w:color="auto"/>
+              <w:right w:val="single" w:sz="4" w:space="0" w:color="auto"/>
+            </w:tcBorders>
+            <w:vAlign w:val="center"/>
+          </w:tcPr>
+          <w:p>
+            <w:pPr>
+              <w:spacing w:after="0" w:line="240" w:lineRule="auto"/>
+              <w:rPr>
+                <w:rFonts w:ascii="Arial" w:eastAsia="Times New Roman" w:hAnsi="Arial" w:cs="Arial"/>
+                <w:color w:val="000000"/>
+                <w:sz w:val="16"/>
+                <w:szCs w:val="16"/>
+              </w:rPr>
+            </w:pPr>
+            <w:r>
+              <w:rPr>
+                <w:rFonts w:ascii="Arial" w:eastAsia="Times New Roman" w:hAnsi="Arial" w:cs="Arial"/>
+                <w:color w:val="000000"/>
+                <w:sz w:val="16"/>
+                <w:szCs w:val="16"/>
+              </w:rPr>
+              <w:t>{</w:t>
+            </w:r>
+            <w:proofErr w:type="spellStart"/>
+            <w:r>
+              <w:rPr>
+                <w:rFonts w:ascii="Arial" w:eastAsia="Times New Roman" w:hAnsi="Arial" w:cs="Arial"/>
+                <w:color w:val="000000"/>
+                <w:sz w:val="16"/>
+                <w:szCs w:val="16"/>
+              </w:rPr>
+              <w:t>nama_ppl</w:t>
+            </w:r>
+            <w:proofErr w:type="spellEnd"/>
+            <w:r>
+              <w:rPr>
+                <w:rFonts w:ascii="Arial" w:eastAsia="Times New Roman" w:hAnsi="Arial" w:cs="Arial"/>
+                <w:color w:val="000000"/>
+                <w:sz w:val="16"/>
+                <w:szCs w:val="16"/>
+              </w:rPr>
+              <w:t>}</w:t>
+            </w:r>
+          </w:p>
+        </w:tc>
+        <w:tc>
+          <w:tcPr>
+            <w:tcW w:w="294" w:type="pct"/>
+            <w:tcBorders>
+              <w:top w:val="nil"/>
+              <w:left w:val="nil"/>
+              <w:bottom w:val="single" w:sz="4" w:space="0" w:color="auto"/>
+              <w:right w:val="single" w:sz="4" w:space="0" w:color="auto"/>
+            </w:tcBorders>
+            <w:vAlign w:val="center"/>
+          </w:tcPr>
+          <w:p>
+            <w:pPr>
+              <w:spacing w:after="0" w:line="240" w:lineRule="auto"/>
+              <w:rPr>
+                <w:rFonts w:ascii="Arial" w:eastAsia="Times New Roman" w:hAnsi="Arial" w:cs="Arial"/>
+                <w:color w:val="000000"/>
+                <w:sz w:val="16"/>
+                <w:szCs w:val="16"/>
+              </w:rPr>
+            </w:pPr>
+            <w:r>
+              <w:rPr>
+                <w:rFonts w:ascii="Arial" w:eastAsia="Times New Roman" w:hAnsi="Arial" w:cs="Arial"/>
+                <w:color w:val="000000"/>
+                <w:sz w:val="16"/>
+                <w:szCs w:val="16"/>
+              </w:rPr>
+              <w:t>{</w:t>
+            </w:r>
+            <w:proofErr w:type="spellStart"/>
+            <w:r>
+              <w:rPr>
+                <w:rFonts w:ascii="Arial" w:eastAsia="Times New Roman" w:hAnsi="Arial" w:cs="Arial"/>
+                <w:color w:val="000000"/>
+                <w:sz w:val="16"/>
+                <w:szCs w:val="16"/>
+              </w:rPr>
+              <w:t>email_ppl</w:t>
+            </w:r>
+            <w:proofErr w:type="spellEnd"/>
+            <w:r>
+              <w:rPr>
+                <w:rFonts w:ascii="Arial" w:eastAsia="Times New Roman" w:hAnsi="Arial" w:cs="Arial"/>
+                <w:color w:val="000000"/>
+                <w:sz w:val="16"/>
+                <w:szCs w:val="16"/>
+              </w:rPr>
+              <w:t>}</w:t>
+            </w:r>
+          </w:p>
+        </w:tc>
+        <w:tc>
+          <w:tcPr>
+            <w:tcW w:w="439" w:type="pct"/>
+            <w:tcBorders>
+              <w:top w:val="nil"/>
+              <w:left w:val="nil"/>
+              <w:bottom w:val="single" w:sz="4" w:space="0" w:color="auto"/>
+              <w:right w:val="single" w:sz="4" w:space="0" w:color="auto"/>
+            </w:tcBorders>
+            <w:vAlign w:val="center"/>
+          </w:tcPr>
+          <w:p>
+            <w:pPr>
+              <w:spacing w:after="0" w:line="240" w:lineRule="auto"/>
+              <w:jc w:val="center"/>
+              <w:rPr>
+                <w:rFonts w:ascii="Arial" w:eastAsia="Times New Roman" w:hAnsi="Arial" w:cs="Arial"/>
+                <w:color w:val="000000"/>
+                <w:sz w:val="16"/>
+                <w:szCs w:val="16"/>
+              </w:rPr>
+            </w:pPr>
+            <w:r>
+              <w:rPr>
+                <w:rFonts w:ascii="Arial" w:eastAsia="Times New Roman" w:hAnsi="Arial" w:cs="Arial"/>
+                <w:color w:val="000000"/>
+                <w:sz w:val="16"/>
+                <w:szCs w:val="16"/>
+              </w:rPr>
+              <w:t>{</w:t>
+            </w:r>
+            <w:proofErr w:type="spellStart"/>
+            <w:r>
+              <w:rPr>
+                <w:rFonts w:ascii="Arial" w:eastAsia="Times New Roman" w:hAnsi="Arial" w:cs="Arial"/>
+                <w:color w:val="000000"/>
+                <w:sz w:val="16"/>
+                <w:szCs w:val="16"/>
+              </w:rPr>
+              <w:t>kode_kecamatan</w:t>
+            </w:r>
+            <w:proofErr w:type="spellEnd"/>
+            <w:r>
+              <w:rPr>
+                <w:rFonts w:ascii="Arial" w:eastAsia="Times New Roman" w:hAnsi="Arial" w:cs="Arial"/>
+                <w:color w:val="000000"/>
+                <w:sz w:val="16"/>
+                <w:szCs w:val="16"/>
+              </w:rPr>
+              <w:t>}</w:t>
+            </w:r>
+          </w:p>
+        </w:tc>
+        <w:tc>
+          <w:tcPr>
+            <w:tcW w:w="417" w:type="pct"/>
+            <w:tcBorders>
+              <w:top w:val="nil"/>
+              <w:left w:val="nil"/>
+              <w:bottom w:val="single" w:sz="4" w:space="0" w:color="auto"/>
+              <w:right w:val="single" w:sz="4" w:space="0" w:color="auto"/>
+            </w:tcBorders>
+            <w:vAlign w:val="center"/>
+          </w:tcPr>
+          <w:p>
+            <w:pPr>
+              <w:spacing w:after="0" w:line="240" w:lineRule="auto"/>
+              <w:jc w:val="center"/>
+              <w:rPr>
+                <w:rFonts w:ascii="Arial" w:eastAsia="Times New Roman" w:hAnsi="Arial" w:cs="Arial"/>
+                <w:color w:val="000000"/>
+                <w:sz w:val="16"/>
+                <w:szCs w:val="16"/>
+              </w:rPr>
+            </w:pPr>
+            <w:r>
+              <w:rPr>
+                <w:rFonts w:ascii="Arial" w:eastAsia="Times New Roman" w:hAnsi="Arial" w:cs="Arial"/>
+                <w:color w:val="000000"/>
+                <w:sz w:val="16"/>
+                <w:szCs w:val="16"/>
+              </w:rPr>
+              <w:t>{</w:t>
+            </w:r>
+            <w:proofErr w:type="spellStart"/>
+            <w:r>
+              <w:rPr>
+                <w:rFonts w:ascii="Arial" w:eastAsia="Times New Roman" w:hAnsi="Arial" w:cs="Arial"/>
+                <w:color w:val="000000"/>
+                <w:sz w:val="16"/>
+                <w:szCs w:val="16"/>
+              </w:rPr>
+              <w:t>kode_kelurahan</w:t>
+            </w:r>
+            <w:proofErr w:type="spellEnd"/>
+            <w:r>
+              <w:rPr>
+                <w:rFonts w:ascii="Arial" w:eastAsia="Times New Roman" w:hAnsi="Arial" w:cs="Arial"/>
+                <w:color w:val="000000"/>
+                <w:sz w:val="16"/>
+                <w:szCs w:val="16"/>
+              </w:rPr>
+              <w:t>}</w:t>
+            </w:r>
+          </w:p>
+        </w:tc>
+        <w:tc>
+          <w:tcPr>
+            <w:tcW w:w="279" w:type="pct"/>
+            <w:tcBorders>
+              <w:top w:val="nil"/>
+              <w:left w:val="nil"/>
+              <w:bottom w:val="single" w:sz="4" w:space="0" w:color="auto"/>
+              <w:right w:val="single" w:sz="4" w:space="0" w:color="auto"/>
+            </w:tcBorders>
+            <w:vAlign w:val="center"/>
+          </w:tcPr>
+          <w:p>
+            <w:pPr>
+              <w:spacing w:after="0" w:line="240" w:lineRule="auto"/>
+              <w:jc w:val="center"/>
+              <w:rPr>
+                <w:rFonts w:ascii="Arial" w:eastAsia="Times New Roman" w:hAnsi="Arial" w:cs="Arial"/>
+                <w:color w:val="000000"/>
+                <w:sz w:val="16"/>
+                <w:szCs w:val="16"/>
+              </w:rPr>
+            </w:pPr>
+            <w:r>
+              <w:rPr>
+                <w:rFonts w:ascii="Arial" w:eastAsia="Times New Roman" w:hAnsi="Arial" w:cs="Arial"/>
+                <w:color w:val="000000"/>
+                <w:sz w:val="16"/>
+                <w:szCs w:val="16"/>
+              </w:rPr>
+              <w:t>{</w:t>
+            </w:r>
+            <w:proofErr w:type="spellStart"/>
+            <w:r>
+              <w:rPr>
+                <w:rFonts w:ascii="Arial" w:eastAsia="Times New Roman" w:hAnsi="Arial" w:cs="Arial"/>
+                <w:color w:val="000000"/>
+                <w:sz w:val="16"/>
+                <w:szCs w:val="16"/>
+              </w:rPr>
+              <w:t>kode_sls</w:t>
+            </w:r>
+            <w:proofErr w:type="spellEnd"/>
+            <w:r>
+              <w:rPr>
+                <w:rFonts w:ascii="Arial" w:eastAsia="Times New Roman" w:hAnsi="Arial" w:cs="Arial"/>
+                <w:color w:val="000000"/>
+                <w:sz w:val="16"/>
+                <w:szCs w:val="16"/>
+              </w:rPr>
+              <w:t>}</w:t>
+            </w:r>
+          </w:p>
+        </w:tc>
+        <w:tc>
+          <w:tcPr>
+            <w:tcW w:w="361" w:type="pct"/>
+            <w:tcBorders>
+              <w:top w:val="nil"/>
+              <w:left w:val="nil"/>
+              <w:bottom w:val="single" w:sz="4" w:space="0" w:color="auto"/>
+              <w:right w:val="single" w:sz="4" w:space="0" w:color="auto"/>
+            </w:tcBorders>
+            <w:noWrap/>
+            <w:vAlign w:val="center"/>
+          </w:tcPr>
+          <w:p>
+            <w:pPr>
+              <w:spacing w:after="0" w:line="240" w:lineRule="auto"/>
+              <w:rPr>
+                <w:rFonts w:ascii="Arial" w:eastAsia="Times New Roman" w:hAnsi="Arial" w:cs="Arial"/>
+                <w:color w:val="000000"/>
+                <w:sz w:val="16"/>
+                <w:szCs w:val="16"/>
+              </w:rPr>
+            </w:pPr>
+            <w:r>
+              <w:rPr>
+                <w:rFonts w:ascii="Arial" w:eastAsia="Times New Roman" w:hAnsi="Arial" w:cs="Arial"/>
+                <w:color w:val="000000"/>
+                <w:sz w:val="16"/>
+                <w:szCs w:val="16"/>
+              </w:rPr>
+              <w:t>{</w:t>
+            </w:r>
+            <w:proofErr w:type="spellStart"/>
+            <w:r>
+              <w:rPr>
+                <w:rFonts w:ascii="Arial" w:eastAsia="Times New Roman" w:hAnsi="Arial" w:cs="Arial"/>
+                <w:color w:val="000000"/>
+                <w:sz w:val="16"/>
+                <w:szCs w:val="16"/>
+              </w:rPr>
+              <w:t>pre_keluarga</w:t>
+            </w:r>
+            <w:proofErr w:type="spellEnd"/>
+            <w:r>
+              <w:rPr>
+                <w:rFonts w:ascii="Arial" w:eastAsia="Times New Roman" w:hAnsi="Arial" w:cs="Arial"/>
+                <w:color w:val="000000"/>
+                <w:sz w:val="16"/>
+                <w:szCs w:val="16"/>
+              </w:rPr>
+              <w:t>}</w:t>
+            </w:r>
+          </w:p>
+        </w:tc>
+        <w:tc>
+          <w:tcPr>
+            <w:tcW w:w="313" w:type="pct"/>
+            <w:tcBorders>
+              <w:top w:val="nil"/>
+              <w:left w:val="nil"/>
+              <w:bottom w:val="single" w:sz="4" w:space="0" w:color="auto"/>
+              <w:right w:val="single" w:sz="4" w:space="0" w:color="auto"/>
+            </w:tcBorders>
+            <w:noWrap/>
+            <w:vAlign w:val="center"/>
+          </w:tcPr>
+          <w:p>
+            <w:pPr>
+              <w:spacing w:after="0" w:line="240" w:lineRule="auto"/>
+              <w:rPr>
+                <w:rFonts w:ascii="Arial" w:eastAsia="Times New Roman" w:hAnsi="Arial" w:cs="Arial"/>
+                <w:color w:val="000000"/>
+                <w:sz w:val="16"/>
+                <w:szCs w:val="16"/>
+              </w:rPr>
+            </w:pPr>
+            <w:r>
+              <w:rPr>
+                <w:rFonts w:ascii="Arial" w:eastAsia="Times New Roman" w:hAnsi="Arial" w:cs="Arial"/>
+                <w:color w:val="000000"/>
+                <w:sz w:val="16"/>
+                <w:szCs w:val="16"/>
+              </w:rPr>
+              <w:t>{</w:t>
+            </w:r>
+            <w:proofErr w:type="spellStart"/>
+            <w:r>
+              <w:rPr>
+                <w:rFonts w:ascii="Arial" w:eastAsia="Times New Roman" w:hAnsi="Arial" w:cs="Arial"/>
+                <w:color w:val="000000"/>
+                <w:sz w:val="16"/>
+                <w:szCs w:val="16"/>
+              </w:rPr>
+              <w:t>pre_usaha</w:t>
+            </w:r>
+            <w:proofErr w:type="spellEnd"/>
+            <w:r>
+              <w:rPr>
+                <w:rFonts w:ascii="Arial" w:eastAsia="Times New Roman" w:hAnsi="Arial" w:cs="Arial"/>
+                <w:color w:val="000000"/>
+                <w:sz w:val="16"/>
+                <w:szCs w:val="16"/>
+              </w:rPr>
+              <w:t>}</w:t>
+            </w:r>
+          </w:p>
+        </w:tc>
+        <w:tc>
+          <w:tcPr>
+            <w:tcW w:w="323" w:type="pct"/>
+            <w:tcBorders>
+              <w:top w:val="nil"/>
+              <w:left w:val="nil"/>
+              <w:bottom w:val="single" w:sz="4" w:space="0" w:color="auto"/>
+              <w:right w:val="single" w:sz="4" w:space="0" w:color="auto"/>
+            </w:tcBorders>
+            <w:noWrap/>
+            <w:vAlign w:val="center"/>
+          </w:tcPr>
+          <w:p>
+            <w:pPr>
+              <w:spacing w:after="0" w:line="240" w:lineRule="auto"/>
+              <w:jc w:val="right"/>
+              <w:rPr>
+                <w:rFonts w:ascii="Arial" w:eastAsia="Times New Roman" w:hAnsi="Arial" w:cs="Arial"/>
+                <w:color w:val="000000"/>
+                <w:sz w:val="16"/>
+                <w:szCs w:val="16"/>
+              </w:rPr>
+            </w:pPr>
+            <w:r>
+              <w:rPr>
+                <w:rFonts w:ascii="Arial" w:eastAsia="Times New Roman" w:hAnsi="Arial" w:cs="Arial"/>
+                <w:color w:val="000000"/>
+                <w:sz w:val="16"/>
+                <w:szCs w:val="16"/>
+              </w:rPr>
+              <w:t>{</w:t>
+            </w:r>
+            <w:proofErr w:type="spellStart"/>
+            <w:r>
+              <w:rPr>
+                <w:rFonts w:ascii="Arial" w:eastAsia="Times New Roman" w:hAnsi="Arial" w:cs="Arial"/>
+                <w:color w:val="000000"/>
+                <w:sz w:val="16"/>
+                <w:szCs w:val="16"/>
+              </w:rPr>
+              <w:t>jumlah_pre</w:t>
+            </w:r>
+            <w:proofErr w:type="spellEnd"/>
+            <w:r>
+              <w:rPr>
+                <w:rFonts w:ascii="Arial" w:eastAsia="Times New Roman" w:hAnsi="Arial" w:cs="Arial"/>
+                <w:color w:val="000000"/>
+                <w:sz w:val="16"/>
+                <w:szCs w:val="16"/>
+              </w:rPr>
+              <w:t>}</w:t>
+            </w:r>
+          </w:p>
+        </w:tc>
+        <w:tc>
+          <w:tcPr>
+            <w:tcW w:w="284" w:type="pct"/>
+            <w:tcBorders>
+              <w:top w:val="nil"/>
+              <w:left w:val="nil"/>
+              <w:bottom w:val="single" w:sz="4" w:space="0" w:color="auto"/>
+              <w:right w:val="single" w:sz="4" w:space="0" w:color="auto"/>
+            </w:tcBorders>
+            <w:noWrap/>
+            <w:vAlign w:val="center"/>
+          </w:tcPr>
+          <w:p>
+            <w:pPr>
+              <w:spacing w:after="0" w:line="240" w:lineRule="auto"/>
+              <w:jc w:val="right"/>
+              <w:rPr>
+                <w:rFonts w:ascii="Arial" w:eastAsia="Times New Roman" w:hAnsi="Arial" w:cs="Arial"/>
+                <w:color w:val="000000"/>
+                <w:sz w:val="16"/>
+                <w:szCs w:val="16"/>
+              </w:rPr>
+            </w:pPr>
+            <w:r>
+              <w:rPr>
+                <w:rFonts w:ascii="Arial" w:eastAsia="Times New Roman" w:hAnsi="Arial" w:cs="Arial"/>
+                <w:color w:val="000000"/>
+                <w:sz w:val="16"/>
+                <w:szCs w:val="16"/>
+              </w:rPr>
+              <w:t>{</w:t>
+            </w:r>
+            <w:proofErr w:type="spellStart"/>
+            <w:r>
+              <w:rPr>
+                <w:rFonts w:ascii="Arial" w:eastAsia="Times New Roman" w:hAnsi="Arial" w:cs="Arial"/>
+                <w:color w:val="000000"/>
+                <w:sz w:val="16"/>
+                <w:szCs w:val="16"/>
+              </w:rPr>
+              <w:t>realisasi</w:t>
+            </w:r>
+            <w:proofErr w:type="spellEnd"/>
+            <w:r>
+              <w:rPr>
+                <w:rFonts w:ascii="Arial" w:eastAsia="Times New Roman" w:hAnsi="Arial" w:cs="Arial"/>
+                <w:color w:val="000000"/>
+                <w:sz w:val="16"/>
+                <w:szCs w:val="16"/>
+              </w:rPr>
+              <w:t>}</w:t>
+            </w:r>
+          </w:p>
+        </w:tc>
+        <w:tc>
+          <w:tcPr>
+            <w:tcW w:w="531" w:type="pct"/>
+            <w:tcBorders>
+              <w:top w:val="nil"/>
+              <w:left w:val="nil"/>
+              <w:bottom w:val="single" w:sz="4" w:space="0" w:color="auto"/>
+              <w:right w:val="single" w:sz="4" w:space="0" w:color="auto"/>
+            </w:tcBorders>
+            <w:noWrap/>
+            <w:vAlign w:val="center"/>
+          </w:tcPr>
+          <w:p>
+            <w:pPr>
+              <w:spacing w:after="0" w:line="240" w:lineRule="auto"/>
+              <w:jc w:val="right"/>
+              <w:rPr>
+                <w:rFonts w:ascii="Arial" w:eastAsia="Times New Roman" w:hAnsi="Arial" w:cs="Arial"/>
+                <w:color w:val="000000"/>
+                <w:sz w:val="16"/>
+                <w:szCs w:val="16"/>
+              </w:rPr>
+            </w:pPr>
+            <w:r>
+              <w:rPr>
+                <w:rFonts w:ascii="Arial" w:eastAsia="Times New Roman" w:hAnsi="Arial" w:cs="Arial"/>
+                <w:color w:val="000000"/>
+                <w:sz w:val="16"/>
+                <w:szCs w:val="16"/>
+              </w:rPr>
+              <w:t>{</w:t>
+            </w:r>
+            <w:proofErr w:type="spellStart"/>
+            <w:r>
+              <w:rPr>
+                <w:rFonts w:ascii="Arial" w:eastAsia="Times New Roman" w:hAnsi="Arial" w:cs="Arial"/>
+                <w:color w:val="000000"/>
+                <w:sz w:val="16"/>
+                <w:szCs w:val="16"/>
+              </w:rPr>
+              <w:t>pesentase</w:t>
+            </w:r>
+            <w:proofErr w:type="spellEnd"/>
+            <w:r>
+              <w:rPr>
+                <w:rFonts w:ascii="Arial" w:eastAsia="Times New Roman" w:hAnsi="Arial" w:cs="Arial"/>
+                <w:color w:val="000000"/>
+                <w:sz w:val="16"/>
+                <w:szCs w:val="16"/>
+              </w:rPr>
+              <w:t>}</w:t>
+            </w:r>
+            <w:r>
+              <w:rPr>
+                <w:rFonts w:ascii="Arial" w:eastAsia="Times New Roman" w:hAnsi="Arial" w:cs="Arial"/>
+                <w:color w:val="000000"/>
+                <w:sz w:val="16"/>
+                <w:szCs w:val="16"/>
+              </w:rPr>
+              <w:t>{/</w:t>
+            </w:r>
+            <w:proofErr w:type="spellStart"/>
+            <w:r>
+              <w:rPr>
+                <w:rFonts w:ascii="Arial" w:eastAsia="Times New Roman" w:hAnsi="Arial" w:cs="Arial"/>
+                <w:color w:val="000000"/>
+                <w:sz w:val="16"/>
+                <w:szCs w:val="16"/>
+              </w:rPr>
+              <w:t>peserta</w:t>
+            </w:r>
+            <w:proofErr w:type="spellEnd"/>
+            <w:r>
+              <w:rPr>
+                <w:rFonts w:ascii="Arial" w:eastAsia="Times New Roman" w:hAnsi="Arial" w:cs="Arial"/>
+                <w:color w:val="000000"/>
+                <w:sz w:val="16"/>
+                <w:szCs w:val="16"/>
+              </w:rPr>
+              <w:t>}</w:t>
+            </w:r>
+          </w:p>
+        </w:tc>
+        <w:tc>
+          <w:tcPr>
+            <w:tcW w:w="318" w:type="pct"/>
+            <w:tcBorders>
+              <w:top w:val="nil"/>
+              <w:left w:val="single" w:sz="4" w:space="0" w:color="auto"/>
+              <w:bottom w:val="single" w:sz="4" w:space="0" w:color="000000"/>
+              <w:right w:val="single" w:sz="4" w:space="0" w:color="auto"/>
+            </w:tcBorders>
+          </w:tcPr>
+          <w:p>
+            <w:pPr>
+              <w:spacing w:after="0" w:line="240" w:lineRule="auto"/>
+              <w:rPr>
+                <w:rFonts w:ascii="Arial" w:eastAsia="Times New Roman" w:hAnsi="Arial" w:cs="Arial"/>
+                <w:color w:val="000000"/>
+                <w:sz w:val="16"/>
+                <w:szCs w:val="16"/>
+              </w:rPr>
+            </w:pPr>
+          </w:p>
+        </w:tc>
+      </w:tr>
+      <w:tr>
+        <w:trPr>
+          <w:trHeight w:val="450"/>
+        </w:trPr>
+        <w:tc>
+          <w:tcPr>
+            <w:tcW w:w="2869" w:type="pct"/>
+            <w:gridSpan w:val="8"/>
+            <w:tcBorders>
+              <w:top w:val="single" w:sz="4" w:space="0" w:color="auto"/>
+              <w:left w:val="single" w:sz="4" w:space="0" w:color="auto"/>
+              <w:bottom w:val="single" w:sz="4" w:space="0" w:color="auto"/>
+              <w:right w:val="single" w:sz="4" w:space="0" w:color="000000"/>
+            </w:tcBorders>
+            <w:noWrap/>
+            <w:vAlign w:val="center"/>
+            <w:hideMark/>
+          </w:tcPr>
+          <w:p>
+            <w:pPr>
+              <w:spacing w:after="0" w:line="240" w:lineRule="auto"/>
+              <w:jc w:val="center"/>
+              <w:rPr>
+                <w:rFonts w:ascii="Arial" w:eastAsia="Times New Roman" w:hAnsi="Arial" w:cs="Arial"/>
+                <w:b/>
+                <w:bCs/>
+                <w:color w:val="000000"/>
+                <w:sz w:val="16"/>
+                <w:szCs w:val="16"/>
+              </w:rPr>
+            </w:pPr>
+            <w:proofErr w:type="spellStart"/>
+            <w:r>
+              <w:rPr>
+                <w:rFonts w:ascii="Arial" w:eastAsia="Times New Roman" w:hAnsi="Arial" w:cs="Arial"/>
+                <w:b/>
+                <w:bCs/>
+                <w:color w:val="000000"/>
+                <w:sz w:val="16"/>
+                <w:szCs w:val="16"/>
+              </w:rPr>
+              <w:t>Jumlah</w:t>
+            </w:r>
+            <w:proofErr w:type="spellEnd"/>
+          </w:p>
+        </w:tc>
+        <w:tc>
+          <w:tcPr>
+            <w:tcW w:w="361" w:type="pct"/>
+            <w:tcBorders>
+              <w:top w:val="nil"/>
+              <w:left w:val="nil"/>
+              <w:bottom w:val="single" w:sz="4" w:space="0" w:color="auto"/>
+              <w:right w:val="single" w:sz="4" w:space="0" w:color="auto"/>
+            </w:tcBorders>
+            <w:noWrap/>
+            <w:vAlign w:val="center"/>
+            <w:hideMark/>
+          </w:tcPr>
+          <w:p>
+            <w:pPr>
+              <w:spacing w:after="0" w:line="240" w:lineRule="auto"/>
+              <w:rPr>
+                <w:rFonts w:ascii="Arial" w:eastAsia="Times New Roman" w:hAnsi="Arial" w:cs="Arial"/>
+                <w:b/>
+                <w:bCs/>
+                <w:color w:val="000000"/>
+                <w:sz w:val="16"/>
+                <w:szCs w:val="16"/>
+              </w:rPr>
+            </w:pPr>
+            <w:r>
+              <w:rPr>
+                <w:rFonts w:ascii="Arial" w:eastAsia="Times New Roman" w:hAnsi="Arial" w:cs="Arial"/>
+                <w:b/>
+                <w:bCs/>
+                <w:color w:val="000000"/>
+                <w:sz w:val="16"/>
+                <w:szCs w:val="16"/>
+              </w:rPr>
+              <w:t> </w:t>
+            </w:r>
+          </w:p>
+        </w:tc>
+        <w:tc>
+          <w:tcPr>
+            <w:tcW w:w="313" w:type="pct"/>
+            <w:tcBorders>
+              <w:top w:val="nil"/>
+              <w:left w:val="nil"/>
+              <w:bottom w:val="single" w:sz="4" w:space="0" w:color="auto"/>
+              <w:right w:val="single" w:sz="4" w:space="0" w:color="auto"/>
+            </w:tcBorders>
+            <w:noWrap/>
+            <w:vAlign w:val="center"/>
+            <w:hideMark/>
+          </w:tcPr>
+          <w:p>
+            <w:pPr>
+              <w:spacing w:after="0" w:line="240" w:lineRule="auto"/>
+              <w:rPr>
+                <w:rFonts w:ascii="Arial" w:eastAsia="Times New Roman" w:hAnsi="Arial" w:cs="Arial"/>
+                <w:b/>
+                <w:bCs/>
+                <w:color w:val="000000"/>
+                <w:sz w:val="16"/>
+                <w:szCs w:val="16"/>
+              </w:rPr>
+            </w:pPr>
+            <w:r>
+              <w:rPr>
+                <w:rFonts w:ascii="Arial" w:eastAsia="Times New Roman" w:hAnsi="Arial" w:cs="Arial"/>
+                <w:b/>
+                <w:bCs/>
+                <w:color w:val="000000"/>
+                <w:sz w:val="16"/>
+                <w:szCs w:val="16"/>
+              </w:rPr>
+              <w:t> </w:t>
+            </w:r>
+          </w:p>
+        </w:tc>
+        <w:tc>
+          <w:tcPr>
+            <w:tcW w:w="323" w:type="pct"/>
+            <w:tcBorders>
+              <w:top w:val="nil"/>
+              <w:left w:val="nil"/>
+              <w:bottom w:val="single" w:sz="4" w:space="0" w:color="auto"/>
+              <w:right w:val="single" w:sz="4" w:space="0" w:color="auto"/>
+            </w:tcBorders>
+            <w:noWrap/>
+            <w:vAlign w:val="center"/>
+          </w:tcPr>
+          <w:p>
+            <w:pPr>
+              <w:spacing w:after="0" w:line="240" w:lineRule="auto"/>
+              <w:jc w:val="right"/>
+              <w:rPr>
+                <w:rFonts w:ascii="Arial" w:eastAsia="Times New Roman" w:hAnsi="Arial" w:cs="Arial"/>
+                <w:b/>
+                <w:bCs/>
+                <w:color w:val="000000"/>
+                <w:sz w:val="16"/>
+                <w:szCs w:val="16"/>
+              </w:rPr>
+            </w:pPr>
+          </w:p>
+        </w:tc>
+        <w:tc>
+          <w:tcPr>
+            <w:tcW w:w="284" w:type="pct"/>
+            <w:tcBorders>
+              <w:top w:val="nil"/>
+              <w:left w:val="nil"/>
+              <w:bottom w:val="single" w:sz="4" w:space="0" w:color="auto"/>
+              <w:right w:val="single" w:sz="4" w:space="0" w:color="auto"/>
+            </w:tcBorders>
+            <w:noWrap/>
+            <w:vAlign w:val="center"/>
+          </w:tcPr>
+          <w:p>
+            <w:pPr>
+              <w:spacing w:after="0" w:line="240" w:lineRule="auto"/>
+              <w:rPr>
+                <w:rFonts w:ascii="Arial" w:eastAsia="Times New Roman" w:hAnsi="Arial" w:cs="Arial"/>
+                <w:b/>
+                <w:bCs/>
+                <w:color w:val="000000"/>
+                <w:sz w:val="16"/>
+                <w:szCs w:val="16"/>
+              </w:rPr>
+            </w:pPr>
+          </w:p>
+        </w:tc>
+        <w:tc>
+          <w:tcPr>
+            <w:tcW w:w="531" w:type="pct"/>
+            <w:tcBorders>
+              <w:top w:val="nil"/>
+              <w:left w:val="nil"/>
+              <w:bottom w:val="single" w:sz="4" w:space="0" w:color="auto"/>
+              <w:right w:val="single" w:sz="4" w:space="0" w:color="auto"/>
+            </w:tcBorders>
+            <w:noWrap/>
+            <w:vAlign w:val="center"/>
+          </w:tcPr>
+          <w:p>
+            <w:pPr>
+              <w:spacing w:after="0" w:line="240" w:lineRule="auto"/>
+              <w:jc w:val="right"/>
+              <w:rPr>
+                <w:rFonts w:ascii="Arial" w:eastAsia="Times New Roman" w:hAnsi="Arial" w:cs="Arial"/>
+                <w:b/>
+                <w:bCs/>
+                <w:color w:val="000000"/>
+                <w:sz w:val="16"/>
+                <w:szCs w:val="16"/>
+              </w:rPr>
+            </w:pPr>
+            <w:r>
+              <w:rPr>
+                <w:rFonts w:ascii="Arial" w:eastAsia="Times New Roman" w:hAnsi="Arial" w:cs="Arial"/>
+                <w:b/>
+                <w:bCs/>
+                <w:color w:val="000000"/>
+                <w:sz w:val="16"/>
+                <w:szCs w:val="16"/>
+              </w:rPr>
+              <w:t>{</w:t>
+            </w:r>
+            <w:proofErr w:type="spellStart"/>
+            <w:r>
+              <w:rPr>
+                <w:rFonts w:ascii="Arial" w:eastAsia="Times New Roman" w:hAnsi="Arial" w:cs="Arial"/>
+                <w:b/>
+                <w:bCs/>
+                <w:color w:val="000000"/>
+                <w:sz w:val="16"/>
+                <w:szCs w:val="16"/>
+              </w:rPr>
+              <w:t>average_persentase</w:t>
+            </w:r>
+            <w:proofErr w:type="spellEnd"/>
+            <w:r>
+              <w:rPr>
+                <w:rFonts w:ascii="Arial" w:eastAsia="Times New Roman" w:hAnsi="Arial" w:cs="Arial"/>
+                <w:b/>
+                <w:bCs/>
+                <w:color w:val="000000"/>
+                <w:sz w:val="16"/>
+                <w:szCs w:val="16"/>
+              </w:rPr>
+              <w:t>}</w:t>
+            </w:r>
+          </w:p>
+        </w:tc>
+        <w:tc>
+          <w:tcPr>
+            <w:tcW w:w="318" w:type="pct"/>
+            <w:tcBorders>
+              <w:top w:val="nil"/>
+              <w:left w:val="nil"/>
+              <w:bottom w:val="single" w:sz="4" w:space="0" w:color="auto"/>
+              <w:right w:val="single" w:sz="4" w:space="0" w:color="auto"/>
+            </w:tcBorders>
+            <w:vAlign w:val="center"/>
+            <w:hideMark/>
+          </w:tcPr>
+          <w:p>
+            <w:pPr>
+              <w:spacing w:after="0" w:line="240" w:lineRule="auto"/>
+              <w:jc w:val="center"/>
+              <w:rPr>
+                <w:rFonts w:ascii="Arial" w:eastAsia="Times New Roman" w:hAnsi="Arial" w:cs="Arial"/>
+                <w:b/>
+                <w:bCs/>
+                <w:color w:val="000000"/>
+                <w:sz w:val="16"/>
+                <w:szCs w:val="16"/>
+              </w:rPr>
+            </w:pPr>
+            <w:r>
+              <w:rPr>
+                <w:rFonts w:ascii="Arial" w:eastAsia="Times New Roman" w:hAnsi="Arial" w:cs="Arial"/>
+                <w:b/>
+                <w:bCs/>
+                <w:color w:val="000000"/>
+                <w:sz w:val="16"/>
+                <w:szCs w:val="16"/>
+              </w:rPr>
+              <w:t>{status}</w:t>
+            </w:r>
+          </w:p>
+        </w:tc>
+      </w:tr>
+    </w:tbl>
+    <w:p>
+      <w:pPr>
+        <w:rPr>
+          <w:i/>
+          <w:iCs/>
+          <w:sz w:val="20"/>
+          <w:szCs w:val="20"/>
+        </w:rPr>
+      </w:pPr>
+      <w:r>
+        <w:rPr>
+          <w:i/>
+          <w:iCs/>
+          <w:sz w:val="20"/>
+          <w:szCs w:val="20"/>
+        </w:rPr>
+        <w:t>*</w:t>
+      </w:r>
+      <w:proofErr w:type="spellStart"/>
+      <w:r>
+        <w:rPr>
+          <w:i/>
+          <w:iCs/>
+          <w:sz w:val="20"/>
+          <w:szCs w:val="20"/>
+        </w:rPr>
+        <w:t>Realisasi</w:t>
+      </w:r>
+      <w:proofErr w:type="spellEnd"/>
+      <w:r>
+        <w:rPr>
+          <w:i/>
+          <w:iCs/>
+          <w:sz w:val="20"/>
+          <w:szCs w:val="20"/>
+        </w:rPr>
+        <w:t xml:space="preserve"> </w:t>
+      </w:r>
+      <w:proofErr w:type="spellStart"/>
+      <w:r>
+        <w:rPr>
+          <w:i/>
+          <w:iCs/>
+          <w:sz w:val="20"/>
+          <w:szCs w:val="20"/>
+        </w:rPr>
+        <w:t>berdasarkan</w:t>
+      </w:r>
+      <w:proofErr w:type="spellEnd"/>
+      <w:r>
+        <w:rPr>
+          <w:i/>
+          <w:iCs/>
+          <w:sz w:val="20"/>
+          <w:szCs w:val="20"/>
+        </w:rPr>
+        <w:t xml:space="preserve"> </w:t>
+      </w:r>
+      <w:proofErr w:type="spellStart"/>
+      <w:r>
+        <w:rPr>
+          <w:i/>
+          <w:iCs/>
+          <w:sz w:val="20"/>
+          <w:szCs w:val="20"/>
+        </w:rPr>
+        <w:t>jumlah</w:t>
+      </w:r>
+      <w:proofErr w:type="spellEnd"/>
+      <w:r>
+        <w:rPr>
+          <w:i/>
+          <w:iCs/>
+          <w:sz w:val="20"/>
+          <w:szCs w:val="20"/>
+        </w:rPr>
+        <w:t xml:space="preserve"> </w:t>
+      </w:r>
+      <w:proofErr w:type="spellStart"/>
+      <w:r>
+        <w:rPr>
+          <w:i/>
+          <w:iCs/>
+          <w:sz w:val="20"/>
+          <w:szCs w:val="20"/>
+        </w:rPr>
+        <w:t>hasil</w:t>
+      </w:r>
+      <w:proofErr w:type="spellEnd"/>
+      <w:r>
+        <w:rPr>
+          <w:i/>
+          <w:iCs/>
+          <w:sz w:val="20"/>
+          <w:szCs w:val="20"/>
+        </w:rPr>
+        <w:t xml:space="preserve"> </w:t>
+      </w:r>
+      <w:proofErr w:type="spellStart"/>
+      <w:r>
+        <w:rPr>
+          <w:i/>
+          <w:iCs/>
+          <w:sz w:val="20"/>
+          <w:szCs w:val="20"/>
+        </w:rPr>
+        <w:t>pemeriksaan</w:t>
+      </w:r>
+      <w:proofErr w:type="spellEnd"/>
+      <w:r>
+        <w:rPr>
+          <w:i/>
+          <w:iCs/>
+          <w:sz w:val="20"/>
+          <w:szCs w:val="20"/>
+        </w:rPr>
+        <w:t xml:space="preserve"> yang </w:t>
+      </w:r>
+      <w:proofErr w:type="spellStart"/>
+      <w:r>
+        <w:rPr>
+          <w:i/>
+          <w:iCs/>
+          <w:sz w:val="20"/>
+          <w:szCs w:val="20"/>
+        </w:rPr>
+        <w:t>telah</w:t>
+      </w:r>
+      <w:proofErr w:type="spellEnd"/>
+      <w:r>
+        <w:rPr>
+          <w:i/>
+          <w:iCs/>
+          <w:sz w:val="20"/>
+          <w:szCs w:val="20"/>
+        </w:rPr>
+        <w:t xml:space="preserve"> </w:t>
+      </w:r>
+      <w:proofErr w:type="spellStart"/>
+      <w:r>
+        <w:rPr>
+          <w:i/>
+          <w:iCs/>
+          <w:sz w:val="20"/>
+          <w:szCs w:val="20"/>
+        </w:rPr>
+        <w:t>dilakukan</w:t>
+      </w:r>
+      <w:proofErr w:type="spellEnd"/>
+    </w:p>
+    <w:p/>
+    <w:p>
+      <w:pPr>
+        <w:widowControl w:val="0"/>
+        <w:spacing w:after="0" w:line="240" w:lineRule="auto"/>
+        <w:ind w:left="360"/>
+        <w:rPr>
+          <w:rFonts w:ascii="Bookman Old Style" w:eastAsia="Bookman Old Style" w:hAnsi="Bookman Old Style" w:cs="Bookman Old Style"/>
+          <w:sz w:val="24"/>
+          <w:szCs w:val="24"/>
+        </w:rPr>
+      </w:pPr>
+    </w:p>
+    <w:p>
+      <w:pPr>
+        <w:pBdr>
+          <w:top w:val="nil"/>
+          <w:left w:val="nil"/>
+          <w:bottom w:val="nil"/>
+          <w:right w:val="nil"/>
+          <w:between w:val="nil"/>
+        </w:pBdr>
+        <w:spacing w:after="0" w:line="240" w:lineRule="auto"/>
+        <w:ind w:left="-11"/>
+        <w:jc w:val="both"/>
+        <w:rPr>
+          <w:rFonts w:ascii="Bookman Old Style" w:eastAsia="Bookman Old Style" w:hAnsi="Bookman Old Style" w:cs="Bookman Old Style"/>
+          <w:i/>
+          <w:iCs/>
+          <w:sz w:val="16"/>
+          <w:szCs w:val="16"/>
+        </w:rPr>
+      </w:pPr>
     </w:p>
     <w:p>
       <w:pPr>

--- a/public/templates/BERKAS PEMBAYARAN PML.docx
+++ b/public/templates/BERKAS PEMBAYARAN PML.docx
@@ -21170,18 +21170,592 @@
       </w:r>
       <w:proofErr w:type="spellEnd"/>
     </w:p>
-    <w:p/>
     <w:p>
       <w:pPr>
-        <w:widowControl w:val="0"/>
-        <w:spacing w:after="0" w:line="240" w:lineRule="auto"/>
-        <w:ind w:left="360"/>
-        <w:rPr>
-          <w:rFonts w:ascii="Bookman Old Style" w:eastAsia="Bookman Old Style" w:hAnsi="Bookman Old Style" w:cs="Bookman Old Style"/>
-          <w:sz w:val="24"/>
-          <w:szCs w:val="24"/>
+        <w:rPr>
+          <w:i/>
+          <w:iCs/>
+          <w:sz w:val="20"/>
+          <w:szCs w:val="20"/>
         </w:rPr>
       </w:pPr>
+      <w:r>
+        <w:rPr>
+          <w:i/>
+          <w:iCs/>
+          <w:sz w:val="20"/>
+          <w:szCs w:val="20"/>
+        </w:rPr>
+        <w:br w:type="page"/>
+      </w:r>
+    </w:p>
+    <w:p>
+      <w:pPr>
+        <w:spacing w:before="120"/>
+        <w:rPr>
+          <w:rFonts w:ascii="Bookman Old Style" w:eastAsia="Bookman Old Style" w:hAnsi="Bookman Old Style" w:cs="Bookman Old Style"/>
+          <w:sz w:val="24"/>
+          <w:szCs w:val="24"/>
+        </w:rPr>
+      </w:pPr>
+    </w:p>
+    <w:p>
+      <w:pPr>
+        <w:numPr>
+          <w:ilvl w:val="0"/>
+          <w:numId w:val="9"/>
+        </w:numPr>
+        <w:pBdr>
+          <w:top w:val="nil"/>
+          <w:left w:val="nil"/>
+          <w:bottom w:val="nil"/>
+          <w:right w:val="nil"/>
+          <w:between w:val="nil"/>
+        </w:pBdr>
+        <w:spacing w:after="200" w:line="276" w:lineRule="auto"/>
+        <w:rPr>
+          <w:rFonts w:ascii="Bookman Old Style" w:eastAsia="Bookman Old Style" w:hAnsi="Bookman Old Style" w:cs="Bookman Old Style"/>
+          <w:sz w:val="24"/>
+          <w:szCs w:val="24"/>
+        </w:rPr>
+      </w:pPr>
+      <w:r>
+        <w:rPr>
+          <w:rFonts w:ascii="Bookman Old Style" w:eastAsia="Bookman Old Style" w:hAnsi="Bookman Old Style" w:cs="Bookman Old Style"/>
+          <w:sz w:val="24"/>
+          <w:szCs w:val="24"/>
+        </w:rPr>
+        <w:t>BUKTI PENCAPAIAN PEKERJAAN</w:t>
+      </w:r>
+    </w:p>
+    <w:tbl>
+      <w:tblPr>
+        <w:tblW w:w="0" w:type="auto"/>
+        <w:jc w:val="center"/>
+        <w:tblLayout w:type="fixed"/>
+        <w:tblLook w:val="04A0" w:firstRow="1" w:lastRow="0" w:firstColumn="1" w:lastColumn="0" w:noHBand="0" w:noVBand="1"/>
+      </w:tblPr>
+      <w:tblGrid>
+        <w:gridCol w:w="4392"/>
+        <w:gridCol w:w="2302"/>
+        <w:gridCol w:w="2090"/>
+        <w:gridCol w:w="4392"/>
+        <w:gridCol w:w="1359"/>
+      </w:tblGrid>
+      <w:tr>
+        <w:trPr>
+          <w:gridAfter w:val="1"/>
+          <w:wAfter w:w="582" w:type="dxa"/>
+          <w:cantSplit/>
+          <w:jc w:val="center"/>
+        </w:trPr>
+        <w:tc>
+          <w:tcPr>
+            <w:tcW w:w="4392" w:type="dxa"/>
+            <w:tcMar>
+              <w:top w:w="60" w:type="dxa"/>
+              <w:left w:w="60" w:type="dxa"/>
+              <w:bottom w:w="60" w:type="dxa"/>
+              <w:right w:w="60" w:type="dxa"/>
+            </w:tcMar>
+            <w:vAlign w:val="center"/>
+          </w:tcPr>
+          <w:p>
+            <w:pPr>
+              <w:spacing w:after="0" w:line="240" w:lineRule="auto"/>
+              <w:jc w:val="center"/>
+            </w:pPr>
+            <w:r>
+              <w:rPr>
+                <w:rFonts w:ascii="Arial" w:eastAsia="Arial" w:hAnsi="Arial"/>
+                <w:sz w:val="16"/>
+              </w:rPr>
+              <w:t>{#foto_</w:t>
+            </w:r>
+            <w:proofErr w:type="gramStart"/>
+            <w:r>
+              <w:rPr>
+                <w:rFonts w:ascii="Arial" w:eastAsia="Arial" w:hAnsi="Arial"/>
+                <w:sz w:val="16"/>
+              </w:rPr>
+              <w:t>rows}{</w:t>
+            </w:r>
+            <w:proofErr w:type="gramEnd"/>
+            <w:r>
+              <w:rPr>
+                <w:rFonts w:ascii="Arial" w:eastAsia="Arial" w:hAnsi="Arial"/>
+                <w:sz w:val="16"/>
+              </w:rPr>
+              <w:t>%foto1}</w:t>
+            </w:r>
+          </w:p>
+        </w:tc>
+        <w:tc>
+          <w:tcPr>
+            <w:tcW w:w="4392" w:type="dxa"/>
+            <w:gridSpan w:val="2"/>
+            <w:tcMar>
+              <w:top w:w="60" w:type="dxa"/>
+              <w:left w:w="60" w:type="dxa"/>
+              <w:bottom w:w="60" w:type="dxa"/>
+              <w:right w:w="60" w:type="dxa"/>
+            </w:tcMar>
+            <w:vAlign w:val="center"/>
+          </w:tcPr>
+          <w:p>
+            <w:pPr>
+              <w:spacing w:after="0" w:line="240" w:lineRule="auto"/>
+              <w:jc w:val="center"/>
+            </w:pPr>
+            <w:r>
+              <w:rPr>
+                <w:rFonts w:ascii="Arial" w:eastAsia="Arial" w:hAnsi="Arial"/>
+                <w:sz w:val="16"/>
+              </w:rPr>
+              <w:t>{%foto2}</w:t>
+            </w:r>
+          </w:p>
+        </w:tc>
+        <w:tc>
+          <w:tcPr>
+            <w:tcW w:w="4392" w:type="dxa"/>
+            <w:tcMar>
+              <w:top w:w="60" w:type="dxa"/>
+              <w:left w:w="60" w:type="dxa"/>
+              <w:bottom w:w="60" w:type="dxa"/>
+              <w:right w:w="60" w:type="dxa"/>
+            </w:tcMar>
+            <w:vAlign w:val="center"/>
+          </w:tcPr>
+          <w:p>
+            <w:pPr>
+              <w:spacing w:after="0" w:line="240" w:lineRule="auto"/>
+              <w:jc w:val="center"/>
+            </w:pPr>
+            <w:r>
+              <w:rPr>
+                <w:rFonts w:ascii="Arial" w:eastAsia="Arial" w:hAnsi="Arial"/>
+                <w:sz w:val="16"/>
+              </w:rPr>
+              <w:t>{%foto</w:t>
+            </w:r>
+            <w:proofErr w:type="gramStart"/>
+            <w:r>
+              <w:rPr>
+                <w:rFonts w:ascii="Arial" w:eastAsia="Arial" w:hAnsi="Arial"/>
+                <w:sz w:val="16"/>
+              </w:rPr>
+              <w:t>3}{</w:t>
+            </w:r>
+            <w:proofErr w:type="gramEnd"/>
+            <w:r>
+              <w:rPr>
+                <w:rFonts w:ascii="Arial" w:eastAsia="Arial" w:hAnsi="Arial"/>
+                <w:sz w:val="16"/>
+              </w:rPr>
+              <w:t>/</w:t>
+            </w:r>
+            <w:proofErr w:type="spellStart"/>
+            <w:r>
+              <w:rPr>
+                <w:rFonts w:ascii="Arial" w:eastAsia="Arial" w:hAnsi="Arial"/>
+                <w:sz w:val="16"/>
+              </w:rPr>
+              <w:t>foto_rows</w:t>
+            </w:r>
+            <w:proofErr w:type="spellEnd"/>
+            <w:r>
+              <w:rPr>
+                <w:rFonts w:ascii="Arial" w:eastAsia="Arial" w:hAnsi="Arial"/>
+                <w:sz w:val="16"/>
+              </w:rPr>
+              <w:t>}</w:t>
+            </w:r>
+          </w:p>
+        </w:tc>
+      </w:tr>
+      <w:tr>
+        <w:tblPrEx>
+          <w:jc w:val="left"/>
+          <w:tblBorders>
+            <w:top w:val="single" w:sz="4" w:space="0" w:color="000000"/>
+            <w:left w:val="single" w:sz="4" w:space="0" w:color="000000"/>
+            <w:bottom w:val="single" w:sz="4" w:space="0" w:color="000000"/>
+            <w:right w:val="single" w:sz="4" w:space="0" w:color="000000"/>
+            <w:insideH w:val="single" w:sz="4" w:space="0" w:color="000000"/>
+            <w:insideV w:val="single" w:sz="4" w:space="0" w:color="000000"/>
+          </w:tblBorders>
+          <w:tblLook w:val="0400" w:firstRow="0" w:lastRow="0" w:firstColumn="0" w:lastColumn="0" w:noHBand="0" w:noVBand="1"/>
+        </w:tblPrEx>
+        <w:trPr>
+          <w:trHeight w:val="1291"/>
+        </w:trPr>
+        <w:tc>
+          <w:tcPr>
+            <w:tcW w:w="6694" w:type="dxa"/>
+            <w:gridSpan w:val="2"/>
+            <w:tcBorders>
+              <w:top w:val="nil"/>
+              <w:left w:val="nil"/>
+              <w:bottom w:val="nil"/>
+              <w:right w:val="nil"/>
+            </w:tcBorders>
+          </w:tcPr>
+          <w:p>
+            <w:pPr>
+              <w:rPr>
+                <w:rFonts w:ascii="Bookman Old Style" w:eastAsia="Bookman Old Style" w:hAnsi="Bookman Old Style" w:cs="Bookman Old Style"/>
+                <w:sz w:val="24"/>
+                <w:szCs w:val="24"/>
+              </w:rPr>
+            </w:pPr>
+          </w:p>
+          <w:p>
+            <w:pPr>
+              <w:jc w:val="center"/>
+              <w:rPr>
+                <w:rFonts w:ascii="Bookman Old Style" w:eastAsia="Bookman Old Style" w:hAnsi="Bookman Old Style" w:cs="Bookman Old Style"/>
+                <w:sz w:val="24"/>
+                <w:szCs w:val="24"/>
+              </w:rPr>
+            </w:pPr>
+            <w:r>
+              <w:rPr>
+                <w:rFonts w:ascii="Bookman Old Style" w:eastAsia="Bookman Old Style" w:hAnsi="Bookman Old Style" w:cs="Bookman Old Style"/>
+                <w:sz w:val="24"/>
+                <w:szCs w:val="24"/>
+              </w:rPr>
+              <w:t>PIHAK KEDUA,</w:t>
+            </w:r>
+          </w:p>
+          <w:p>
+            <w:pPr>
+              <w:rPr>
+                <w:rFonts w:ascii="Bookman Old Style" w:eastAsia="Bookman Old Style" w:hAnsi="Bookman Old Style" w:cs="Bookman Old Style"/>
+                <w:sz w:val="24"/>
+                <w:szCs w:val="24"/>
+              </w:rPr>
+            </w:pPr>
+          </w:p>
+          <w:p>
+            <w:pPr>
+              <w:jc w:val="center"/>
+              <w:rPr>
+                <w:rFonts w:ascii="Bookman Old Style" w:eastAsia="Bookman Old Style" w:hAnsi="Bookman Old Style" w:cs="Bookman Old Style"/>
+                <w:sz w:val="24"/>
+                <w:szCs w:val="24"/>
+              </w:rPr>
+            </w:pPr>
+          </w:p>
+          <w:p>
+            <w:pPr>
+              <w:jc w:val="center"/>
+              <w:rPr>
+                <w:rFonts w:ascii="Bookman Old Style" w:eastAsia="Bookman Old Style" w:hAnsi="Bookman Old Style" w:cs="Bookman Old Style"/>
+                <w:sz w:val="24"/>
+                <w:szCs w:val="24"/>
+              </w:rPr>
+            </w:pPr>
+          </w:p>
+          <w:p>
+            <w:pPr>
+              <w:jc w:val="center"/>
+              <w:rPr>
+                <w:rFonts w:ascii="Bookman Old Style" w:eastAsia="Bookman Old Style" w:hAnsi="Bookman Old Style" w:cs="Bookman Old Style"/>
+                <w:sz w:val="24"/>
+                <w:szCs w:val="24"/>
+              </w:rPr>
+            </w:pPr>
+          </w:p>
+          <w:p>
+            <w:pPr>
+              <w:jc w:val="center"/>
+              <w:rPr>
+                <w:rFonts w:ascii="Bookman Old Style" w:eastAsia="Bookman Old Style" w:hAnsi="Bookman Old Style" w:cs="Bookman Old Style"/>
+                <w:sz w:val="24"/>
+                <w:szCs w:val="24"/>
+              </w:rPr>
+            </w:pPr>
+            <w:r>
+              <w:rPr>
+                <w:rFonts w:ascii="Bookman Old Style" w:eastAsia="Bookman Old Style" w:hAnsi="Bookman Old Style" w:cs="Bookman Old Style"/>
+                <w:sz w:val="24"/>
+                <w:szCs w:val="24"/>
+              </w:rPr>
+              <w:t>({</w:t>
+            </w:r>
+            <w:proofErr w:type="spellStart"/>
+            <w:r>
+              <w:rPr>
+                <w:rFonts w:ascii="Bookman Old Style" w:eastAsia="Bookman Old Style" w:hAnsi="Bookman Old Style" w:cs="Bookman Old Style"/>
+                <w:sz w:val="24"/>
+                <w:szCs w:val="24"/>
+              </w:rPr>
+              <w:t>nama_petugas</w:t>
+            </w:r>
+            <w:proofErr w:type="spellEnd"/>
+            <w:r>
+              <w:rPr>
+                <w:rFonts w:ascii="Bookman Old Style" w:eastAsia="Bookman Old Style" w:hAnsi="Bookman Old Style" w:cs="Bookman Old Style"/>
+                <w:sz w:val="24"/>
+                <w:szCs w:val="24"/>
+              </w:rPr>
+              <w:t>})</w:t>
+            </w:r>
+          </w:p>
+        </w:tc>
+        <w:tc>
+          <w:tcPr>
+            <w:tcW w:w="7841" w:type="dxa"/>
+            <w:gridSpan w:val="3"/>
+            <w:tcBorders>
+              <w:top w:val="nil"/>
+              <w:left w:val="nil"/>
+              <w:bottom w:val="nil"/>
+              <w:right w:val="nil"/>
+            </w:tcBorders>
+          </w:tcPr>
+          <w:p>
+            <w:pPr>
+              <w:rPr>
+                <w:rFonts w:ascii="Bookman Old Style" w:eastAsia="Bookman Old Style" w:hAnsi="Bookman Old Style" w:cs="Bookman Old Style"/>
+                <w:sz w:val="24"/>
+                <w:szCs w:val="24"/>
+              </w:rPr>
+            </w:pPr>
+          </w:p>
+          <w:p>
+            <w:pPr>
+              <w:jc w:val="center"/>
+              <w:rPr>
+                <w:rFonts w:ascii="Bookman Old Style" w:eastAsia="Bookman Old Style" w:hAnsi="Bookman Old Style" w:cs="Bookman Old Style"/>
+                <w:sz w:val="24"/>
+                <w:szCs w:val="24"/>
+              </w:rPr>
+            </w:pPr>
+            <w:r>
+              <w:rPr>
+                <w:rFonts w:ascii="Bookman Old Style" w:eastAsia="Bookman Old Style" w:hAnsi="Bookman Old Style" w:cs="Bookman Old Style"/>
+                <w:sz w:val="24"/>
+                <w:szCs w:val="24"/>
+              </w:rPr>
+              <w:t>PIHAK PERTAMA,</w:t>
+            </w:r>
+          </w:p>
+          <w:p>
+            <w:pPr>
+              <w:rPr>
+                <w:rFonts w:ascii="Bookman Old Style" w:eastAsia="Bookman Old Style" w:hAnsi="Bookman Old Style" w:cs="Bookman Old Style"/>
+                <w:sz w:val="24"/>
+                <w:szCs w:val="24"/>
+              </w:rPr>
+            </w:pPr>
+          </w:p>
+          <w:p>
+            <w:pPr>
+              <w:jc w:val="center"/>
+              <w:rPr>
+                <w:rFonts w:ascii="Bookman Old Style" w:eastAsia="Bookman Old Style" w:hAnsi="Bookman Old Style" w:cs="Bookman Old Style"/>
+                <w:sz w:val="24"/>
+                <w:szCs w:val="24"/>
+              </w:rPr>
+            </w:pPr>
+          </w:p>
+          <w:p>
+            <w:pPr>
+              <w:jc w:val="center"/>
+              <w:rPr>
+                <w:rFonts w:ascii="Bookman Old Style" w:eastAsia="Bookman Old Style" w:hAnsi="Bookman Old Style" w:cs="Bookman Old Style"/>
+                <w:sz w:val="24"/>
+                <w:szCs w:val="24"/>
+              </w:rPr>
+            </w:pPr>
+          </w:p>
+          <w:p>
+            <w:pPr>
+              <w:jc w:val="center"/>
+              <w:rPr>
+                <w:rFonts w:ascii="Bookman Old Style" w:eastAsia="Bookman Old Style" w:hAnsi="Bookman Old Style" w:cs="Bookman Old Style"/>
+                <w:sz w:val="24"/>
+                <w:szCs w:val="24"/>
+              </w:rPr>
+            </w:pPr>
+          </w:p>
+          <w:p>
+            <w:pPr>
+              <w:jc w:val="center"/>
+              <w:rPr>
+                <w:rFonts w:ascii="Bookman Old Style" w:eastAsia="Bookman Old Style" w:hAnsi="Bookman Old Style" w:cs="Bookman Old Style"/>
+                <w:sz w:val="24"/>
+                <w:szCs w:val="24"/>
+              </w:rPr>
+            </w:pPr>
+            <w:r>
+              <w:rPr>
+                <w:rFonts w:ascii="Bookman Old Style" w:eastAsia="Bookman Old Style" w:hAnsi="Bookman Old Style" w:cs="Bookman Old Style"/>
+                <w:sz w:val="24"/>
+                <w:szCs w:val="24"/>
+              </w:rPr>
+              <w:t>(</w:t>
+            </w:r>
+            <w:proofErr w:type="spellStart"/>
+            <w:r>
+              <w:rPr>
+                <w:rFonts w:ascii="Bookman Old Style" w:eastAsia="Bookman Old Style" w:hAnsi="Bookman Old Style" w:cs="Bookman Old Style"/>
+                <w:sz w:val="24"/>
+                <w:szCs w:val="24"/>
+              </w:rPr>
+              <w:t>Nuraliyah</w:t>
+            </w:r>
+            <w:proofErr w:type="spellEnd"/>
+            <w:r>
+              <w:rPr>
+                <w:rFonts w:ascii="Bookman Old Style" w:eastAsia="Bookman Old Style" w:hAnsi="Bookman Old Style" w:cs="Bookman Old Style"/>
+                <w:sz w:val="24"/>
+                <w:szCs w:val="24"/>
+              </w:rPr>
+              <w:t>)</w:t>
+            </w:r>
+          </w:p>
+        </w:tc>
+      </w:tr>
+    </w:tbl>
+    <w:p>
+      <w:pPr>
+        <w:rPr>
+          <w:rFonts w:ascii="Bookman Old Style" w:eastAsia="Bookman Old Style" w:hAnsi="Bookman Old Style" w:cs="Bookman Old Style"/>
+          <w:sz w:val="24"/>
+          <w:szCs w:val="24"/>
+        </w:rPr>
+      </w:pPr>
+    </w:p>
+    <w:p>
+      <w:pPr>
+        <w:jc w:val="center"/>
+        <w:rPr>
+          <w:rFonts w:ascii="Bookman Old Style" w:eastAsia="Bookman Old Style" w:hAnsi="Bookman Old Style" w:cs="Bookman Old Style"/>
+          <w:sz w:val="24"/>
+          <w:szCs w:val="24"/>
+        </w:rPr>
+      </w:pPr>
+      <w:proofErr w:type="spellStart"/>
+      <w:r>
+        <w:rPr>
+          <w:rFonts w:ascii="Bookman Old Style" w:eastAsia="Bookman Old Style" w:hAnsi="Bookman Old Style" w:cs="Bookman Old Style"/>
+          <w:sz w:val="24"/>
+          <w:szCs w:val="24"/>
+        </w:rPr>
+        <w:t>Menyetujui</w:t>
+      </w:r>
+      <w:proofErr w:type="spellEnd"/>
+      <w:r>
+        <w:rPr>
+          <w:rFonts w:ascii="Bookman Old Style" w:eastAsia="Bookman Old Style" w:hAnsi="Bookman Old Style" w:cs="Bookman Old Style"/>
+          <w:sz w:val="24"/>
+          <w:szCs w:val="24"/>
+        </w:rPr>
+        <w:t>,</w:t>
+      </w:r>
+      <w:r>
+        <w:rPr>
+          <w:rFonts w:ascii="Bookman Old Style" w:eastAsia="Bookman Old Style" w:hAnsi="Bookman Old Style" w:cs="Bookman Old Style"/>
+          <w:sz w:val="24"/>
+          <w:szCs w:val="24"/>
+        </w:rPr>
+        <w:br/>
+      </w:r>
+      <w:proofErr w:type="spellStart"/>
+      <w:r>
+        <w:rPr>
+          <w:rFonts w:ascii="Bookman Old Style" w:eastAsia="Bookman Old Style" w:hAnsi="Bookman Old Style" w:cs="Bookman Old Style"/>
+          <w:sz w:val="24"/>
+          <w:szCs w:val="24"/>
+        </w:rPr>
+        <w:t>Pejabat</w:t>
+      </w:r>
+      <w:proofErr w:type="spellEnd"/>
+      <w:r>
+        <w:rPr>
+          <w:rFonts w:ascii="Bookman Old Style" w:eastAsia="Bookman Old Style" w:hAnsi="Bookman Old Style" w:cs="Bookman Old Style"/>
+          <w:sz w:val="24"/>
+          <w:szCs w:val="24"/>
+        </w:rPr>
+        <w:t xml:space="preserve"> </w:t>
+      </w:r>
+      <w:proofErr w:type="spellStart"/>
+      <w:r>
+        <w:rPr>
+          <w:rFonts w:ascii="Bookman Old Style" w:eastAsia="Bookman Old Style" w:hAnsi="Bookman Old Style" w:cs="Bookman Old Style"/>
+          <w:sz w:val="24"/>
+          <w:szCs w:val="24"/>
+        </w:rPr>
+        <w:t>Pembuat</w:t>
+      </w:r>
+      <w:proofErr w:type="spellEnd"/>
+      <w:r>
+        <w:rPr>
+          <w:rFonts w:ascii="Bookman Old Style" w:eastAsia="Bookman Old Style" w:hAnsi="Bookman Old Style" w:cs="Bookman Old Style"/>
+          <w:sz w:val="24"/>
+          <w:szCs w:val="24"/>
+        </w:rPr>
+        <w:t xml:space="preserve"> </w:t>
+      </w:r>
+      <w:proofErr w:type="spellStart"/>
+      <w:r>
+        <w:rPr>
+          <w:rFonts w:ascii="Bookman Old Style" w:eastAsia="Bookman Old Style" w:hAnsi="Bookman Old Style" w:cs="Bookman Old Style"/>
+          <w:sz w:val="24"/>
+          <w:szCs w:val="24"/>
+        </w:rPr>
+        <w:t>Komitmen</w:t>
+      </w:r>
+      <w:proofErr w:type="spellEnd"/>
+    </w:p>
+    <w:p>
+      <w:pPr>
+        <w:rPr>
+          <w:rFonts w:ascii="Bookman Old Style" w:eastAsia="Bookman Old Style" w:hAnsi="Bookman Old Style" w:cs="Bookman Old Style"/>
+          <w:sz w:val="24"/>
+          <w:szCs w:val="24"/>
+        </w:rPr>
+      </w:pPr>
+    </w:p>
+    <w:p>
+      <w:pPr>
+        <w:jc w:val="center"/>
+        <w:rPr>
+          <w:rFonts w:ascii="Bookman Old Style" w:eastAsia="Bookman Old Style" w:hAnsi="Bookman Old Style" w:cs="Bookman Old Style"/>
+          <w:sz w:val="24"/>
+          <w:szCs w:val="24"/>
+        </w:rPr>
+      </w:pPr>
+    </w:p>
+    <w:p>
+      <w:pPr>
+        <w:rPr>
+          <w:rFonts w:ascii="Bookman Old Style" w:eastAsia="Bookman Old Style" w:hAnsi="Bookman Old Style" w:cs="Bookman Old Style"/>
+          <w:sz w:val="24"/>
+          <w:szCs w:val="24"/>
+        </w:rPr>
+      </w:pPr>
+    </w:p>
+    <w:p>
+      <w:pPr>
+        <w:jc w:val="center"/>
+        <w:rPr>
+          <w:rFonts w:ascii="Bookman Old Style" w:eastAsia="Bookman Old Style" w:hAnsi="Bookman Old Style" w:cs="Bookman Old Style"/>
+          <w:sz w:val="24"/>
+          <w:szCs w:val="24"/>
+        </w:rPr>
+      </w:pPr>
+      <w:r>
+        <w:rPr>
+          <w:rFonts w:ascii="Bookman Old Style" w:eastAsia="Bookman Old Style" w:hAnsi="Bookman Old Style" w:cs="Bookman Old Style"/>
+          <w:sz w:val="24"/>
+          <w:szCs w:val="24"/>
+        </w:rPr>
+        <w:t>(Ragil Hermanto)</w:t>
+      </w:r>
     </w:p>
     <w:p>
       <w:pPr>
@@ -22013,6 +22587,119 @@
     </w:lvl>
   </w:abstractNum>
   <w:abstractNum w:abstractNumId="5" w15:restartNumberingAfterBreak="0">
+    <w:nsid w:val="5800319C"/>
+    <w:multiLevelType w:val="multilevel"/>
+    <w:tmpl w:val="718A5D76"/>
+    <w:lvl w:ilvl="0">
+      <w:start w:val="2"/>
+      <w:numFmt w:val="upperRoman"/>
+      <w:lvlText w:val="%1."/>
+      <w:lvlJc w:val="left"/>
+      <w:pPr>
+        <w:ind w:left="1080" w:hanging="720"/>
+      </w:pPr>
+      <w:rPr>
+        <w:rFonts w:hint="default"/>
+      </w:rPr>
+    </w:lvl>
+    <w:lvl w:ilvl="1">
+      <w:start w:val="1"/>
+      <w:numFmt w:val="lowerLetter"/>
+      <w:lvlText w:val="%2."/>
+      <w:lvlJc w:val="left"/>
+      <w:pPr>
+        <w:ind w:left="1440" w:hanging="360"/>
+      </w:pPr>
+      <w:rPr>
+        <w:rFonts w:hint="default"/>
+      </w:rPr>
+    </w:lvl>
+    <w:lvl w:ilvl="2">
+      <w:start w:val="1"/>
+      <w:numFmt w:val="lowerRoman"/>
+      <w:lvlText w:val="%3."/>
+      <w:lvlJc w:val="right"/>
+      <w:pPr>
+        <w:ind w:left="2160" w:hanging="180"/>
+      </w:pPr>
+      <w:rPr>
+        <w:rFonts w:hint="default"/>
+      </w:rPr>
+    </w:lvl>
+    <w:lvl w:ilvl="3">
+      <w:start w:val="1"/>
+      <w:numFmt w:val="decimal"/>
+      <w:lvlText w:val="%4."/>
+      <w:lvlJc w:val="left"/>
+      <w:pPr>
+        <w:ind w:left="2880" w:hanging="360"/>
+      </w:pPr>
+      <w:rPr>
+        <w:rFonts w:hint="default"/>
+      </w:rPr>
+    </w:lvl>
+    <w:lvl w:ilvl="4">
+      <w:start w:val="1"/>
+      <w:numFmt w:val="lowerLetter"/>
+      <w:lvlText w:val="%5."/>
+      <w:lvlJc w:val="left"/>
+      <w:pPr>
+        <w:ind w:left="3600" w:hanging="360"/>
+      </w:pPr>
+      <w:rPr>
+        <w:rFonts w:hint="default"/>
+      </w:rPr>
+    </w:lvl>
+    <w:lvl w:ilvl="5">
+      <w:start w:val="1"/>
+      <w:numFmt w:val="lowerRoman"/>
+      <w:lvlText w:val="%6."/>
+      <w:lvlJc w:val="right"/>
+      <w:pPr>
+        <w:ind w:left="4320" w:hanging="180"/>
+      </w:pPr>
+      <w:rPr>
+        <w:rFonts w:hint="default"/>
+      </w:rPr>
+    </w:lvl>
+    <w:lvl w:ilvl="6">
+      <w:start w:val="1"/>
+      <w:numFmt w:val="decimal"/>
+      <w:lvlText w:val="%7."/>
+      <w:lvlJc w:val="left"/>
+      <w:pPr>
+        <w:ind w:left="5040" w:hanging="360"/>
+      </w:pPr>
+      <w:rPr>
+        <w:rFonts w:hint="default"/>
+      </w:rPr>
+    </w:lvl>
+    <w:lvl w:ilvl="7">
+      <w:start w:val="1"/>
+      <w:numFmt w:val="lowerLetter"/>
+      <w:lvlText w:val="%8."/>
+      <w:lvlJc w:val="left"/>
+      <w:pPr>
+        <w:ind w:left="5760" w:hanging="360"/>
+      </w:pPr>
+      <w:rPr>
+        <w:rFonts w:hint="default"/>
+      </w:rPr>
+    </w:lvl>
+    <w:lvl w:ilvl="8">
+      <w:start w:val="1"/>
+      <w:numFmt w:val="lowerRoman"/>
+      <w:lvlText w:val="%9."/>
+      <w:lvlJc w:val="right"/>
+      <w:pPr>
+        <w:ind w:left="6480" w:hanging="180"/>
+      </w:pPr>
+      <w:rPr>
+        <w:rFonts w:hint="default"/>
+      </w:rPr>
+    </w:lvl>
+  </w:abstractNum>
+  <w:abstractNum w:abstractNumId="6" w15:restartNumberingAfterBreak="0">
     <w:nsid w:val="585F7D18"/>
     <w:multiLevelType w:val="multilevel"/>
     <w:tmpl w:val="C85CE6B4"/>
@@ -22097,7 +22784,7 @@
       </w:pPr>
     </w:lvl>
   </w:abstractNum>
-  <w:abstractNum w:abstractNumId="6" w15:restartNumberingAfterBreak="0">
+  <w:abstractNum w:abstractNumId="7" w15:restartNumberingAfterBreak="0">
     <w:nsid w:val="666D2228"/>
     <w:multiLevelType w:val="multilevel"/>
     <w:tmpl w:val="FFAACDEA"/>
@@ -22183,7 +22870,7 @@
       </w:pPr>
     </w:lvl>
   </w:abstractNum>
-  <w:abstractNum w:abstractNumId="7" w15:restartNumberingAfterBreak="0">
+  <w:abstractNum w:abstractNumId="8" w15:restartNumberingAfterBreak="0">
     <w:nsid w:val="788C5A01"/>
     <w:multiLevelType w:val="multilevel"/>
     <w:tmpl w:val="68D8B508"/>
@@ -22300,25 +22987,28 @@
     <w:abstractNumId w:val="0"/>
   </w:num>
   <w:num w:numId="2" w16cid:durableId="2094089370">
-    <w:abstractNumId w:val="5"/>
+    <w:abstractNumId w:val="6"/>
   </w:num>
   <w:num w:numId="3" w16cid:durableId="245114536">
     <w:abstractNumId w:val="4"/>
   </w:num>
   <w:num w:numId="4" w16cid:durableId="1541698489">
-    <w:abstractNumId w:val="6"/>
+    <w:abstractNumId w:val="7"/>
   </w:num>
   <w:num w:numId="5" w16cid:durableId="685061999">
     <w:abstractNumId w:val="2"/>
   </w:num>
   <w:num w:numId="6" w16cid:durableId="1128356251">
-    <w:abstractNumId w:val="7"/>
+    <w:abstractNumId w:val="8"/>
   </w:num>
   <w:num w:numId="7" w16cid:durableId="581645151">
     <w:abstractNumId w:val="3"/>
   </w:num>
   <w:num w:numId="8" w16cid:durableId="230777247">
     <w:abstractNumId w:val="1"/>
+  </w:num>
+  <w:num w:numId="9" w16cid:durableId="883253924">
+    <w:abstractNumId w:val="5"/>
   </w:num>
 </w:numbering>
 </file>
@@ -22946,6 +23636,25 @@
       <w:contextualSpacing/>
     </w:pPr>
   </w:style>
+  <w:style w:type="table" w:styleId="TableGrid">
+    <w:name w:val="Table Grid"/>
+    <w:basedOn w:val="TableNormal"/>
+    <w:uiPriority w:val="39"/>
+    <w:rsid w:val="00001A5C"/>
+    <w:pPr>
+      <w:spacing w:after="0" w:line="240" w:lineRule="auto"/>
+    </w:pPr>
+    <w:tblPr>
+      <w:tblBorders>
+        <w:top w:val="single" w:sz="4" w:space="0" w:color="auto"/>
+        <w:left w:val="single" w:sz="4" w:space="0" w:color="auto"/>
+        <w:bottom w:val="single" w:sz="4" w:space="0" w:color="auto"/>
+        <w:right w:val="single" w:sz="4" w:space="0" w:color="auto"/>
+        <w:insideH w:val="single" w:sz="4" w:space="0" w:color="auto"/>
+        <w:insideV w:val="single" w:sz="4" w:space="0" w:color="auto"/>
+      </w:tblBorders>
+    </w:tblPr>
+  </w:style>
 </w:styles>
 </file>
 
